--- a/ПБД/прак_2/прак_2.docx
+++ b/ПБД/прак_2/прак_2.docx
@@ -40,7 +40,9 @@
               </w:rPr>
             </w:pPr>
             <w:bookmarkStart w:id="0" w:name="_Hlk128776901"/>
+            <w:bookmarkStart w:id="1" w:name="_GoBack"/>
             <w:bookmarkEnd w:id="0"/>
+            <w:bookmarkEnd w:id="1"/>
             <w:r>
               <w:rPr>
                 <w:rFonts w:eastAsia="Droid Sans Fallback" w:cs="Times New Roman"/>
@@ -1391,12 +1393,12 @@
         <w:ind w:firstLine="0"/>
         <w:jc w:val="center"/>
       </w:pPr>
-      <w:bookmarkStart w:id="1" w:name="_Toc191280488"/>
+      <w:bookmarkStart w:id="2" w:name="_Toc191280488"/>
       <w:r>
         <w:lastRenderedPageBreak/>
         <w:t>СОДЕРЖАНИЕ</w:t>
       </w:r>
-      <w:bookmarkEnd w:id="1"/>
+      <w:bookmarkEnd w:id="2"/>
     </w:p>
     <w:sdt>
       <w:sdtPr>
@@ -1766,8 +1768,6 @@
       <w:r>
         <w:br w:type="page"/>
       </w:r>
-      <w:bookmarkStart w:id="2" w:name="_GoBack"/>
-      <w:bookmarkEnd w:id="2"/>
     </w:p>
     <w:p>
       <w:pPr>
@@ -1882,7 +1882,35 @@
           <w:sz w:val="28"/>
           <w:szCs w:val="28"/>
         </w:rPr>
-        <w:t xml:space="preserve">1. Получить список товаров, поступивших на склад за период с 10.01.2024 по 20.01.2024. </w:t>
+        <w:t>1. Получить список товаров, поступивших на склад за период с 10.01.</w:t>
+      </w:r>
+      <w:r>
+        <w:rPr>
+          <w:sz w:val="28"/>
+          <w:szCs w:val="28"/>
+        </w:rPr>
+        <w:t>2025</w:t>
+      </w:r>
+      <w:r>
+        <w:rPr>
+          <w:sz w:val="28"/>
+          <w:szCs w:val="28"/>
+        </w:rPr>
+        <w:t xml:space="preserve"> по 20.01.</w:t>
+      </w:r>
+      <w:r>
+        <w:rPr>
+          <w:sz w:val="28"/>
+          <w:szCs w:val="28"/>
+        </w:rPr>
+        <w:t>2025</w:t>
+      </w:r>
+      <w:r>
+        <w:rPr>
+          <w:sz w:val="28"/>
+          <w:szCs w:val="28"/>
+        </w:rPr>
+        <w:t xml:space="preserve">. </w:t>
       </w:r>
     </w:p>
     <w:p>
@@ -1900,7 +1928,35 @@
           <w:sz w:val="28"/>
           <w:szCs w:val="28"/>
         </w:rPr>
-        <w:t xml:space="preserve">2. Получить список поставщиков, осуществлявших поставки за период с 10.01.2024 по 25.01.2024. </w:t>
+        <w:t>2. Получить список поставщиков, осуществлявших поставки за период с 10.01.</w:t>
+      </w:r>
+      <w:r>
+        <w:rPr>
+          <w:sz w:val="28"/>
+          <w:szCs w:val="28"/>
+        </w:rPr>
+        <w:t>2025</w:t>
+      </w:r>
+      <w:r>
+        <w:rPr>
+          <w:sz w:val="28"/>
+          <w:szCs w:val="28"/>
+        </w:rPr>
+        <w:t xml:space="preserve"> по 25.01.</w:t>
+      </w:r>
+      <w:r>
+        <w:rPr>
+          <w:sz w:val="28"/>
+          <w:szCs w:val="28"/>
+        </w:rPr>
+        <w:t>2025</w:t>
+      </w:r>
+      <w:r>
+        <w:rPr>
+          <w:sz w:val="28"/>
+          <w:szCs w:val="28"/>
+        </w:rPr>
+        <w:t xml:space="preserve">. </w:t>
       </w:r>
     </w:p>
     <w:p>
@@ -1918,7 +1974,35 @@
           <w:sz w:val="28"/>
           <w:szCs w:val="28"/>
         </w:rPr>
-        <w:t xml:space="preserve">3. Получить список товаров, поступивших на склад, но не отпущенных за период с 10.01.2024 по 05.03.2024. </w:t>
+        <w:t>3. Получить список товаров, поступивших на склад, но не отпущенных за период с 10.01.</w:t>
+      </w:r>
+      <w:r>
+        <w:rPr>
+          <w:sz w:val="28"/>
+          <w:szCs w:val="28"/>
+        </w:rPr>
+        <w:t>2025</w:t>
+      </w:r>
+      <w:r>
+        <w:rPr>
+          <w:sz w:val="28"/>
+          <w:szCs w:val="28"/>
+        </w:rPr>
+        <w:t xml:space="preserve"> по 05.03.</w:t>
+      </w:r>
+      <w:r>
+        <w:rPr>
+          <w:sz w:val="28"/>
+          <w:szCs w:val="28"/>
+        </w:rPr>
+        <w:t>2025</w:t>
+      </w:r>
+      <w:r>
+        <w:rPr>
+          <w:sz w:val="28"/>
+          <w:szCs w:val="28"/>
+        </w:rPr>
+        <w:t xml:space="preserve">. </w:t>
       </w:r>
     </w:p>
     <w:p>
@@ -1936,7 +2020,21 @@
           <w:sz w:val="28"/>
           <w:szCs w:val="28"/>
         </w:rPr>
-        <w:t xml:space="preserve">4. Определить товары, которые поступили в «Овощной отдел», но не были отпущены до 01.03.2024. </w:t>
+        <w:t>4. Определить товары, которые поступили в «Овощной отдел», но не были отпущены до 01.03.</w:t>
+      </w:r>
+      <w:r>
+        <w:rPr>
+          <w:sz w:val="28"/>
+          <w:szCs w:val="28"/>
+        </w:rPr>
+        <w:t>2025</w:t>
+      </w:r>
+      <w:r>
+        <w:rPr>
+          <w:sz w:val="28"/>
+          <w:szCs w:val="28"/>
+        </w:rPr>
+        <w:t xml:space="preserve">. </w:t>
       </w:r>
     </w:p>
     <w:p>
@@ -2146,7 +2244,35 @@
           <w:sz w:val="28"/>
           <w:szCs w:val="28"/>
         </w:rPr>
-        <w:t xml:space="preserve">6. Определить товары, которые как поступали на склад, так и отпускались за период с 10.01.2024 по 05.03.2024. </w:t>
+        <w:t>6. Определить товары, которые как поступали на склад, так и отпускались за период с 10.01.</w:t>
+      </w:r>
+      <w:r>
+        <w:rPr>
+          <w:sz w:val="28"/>
+          <w:szCs w:val="28"/>
+        </w:rPr>
+        <w:t>2025</w:t>
+      </w:r>
+      <w:r>
+        <w:rPr>
+          <w:sz w:val="28"/>
+          <w:szCs w:val="28"/>
+        </w:rPr>
+        <w:t xml:space="preserve"> по 05.03.</w:t>
+      </w:r>
+      <w:r>
+        <w:rPr>
+          <w:sz w:val="28"/>
+          <w:szCs w:val="28"/>
+        </w:rPr>
+        <w:t>2025</w:t>
+      </w:r>
+      <w:r>
+        <w:rPr>
+          <w:sz w:val="28"/>
+          <w:szCs w:val="28"/>
+        </w:rPr>
+        <w:t xml:space="preserve">. </w:t>
       </w:r>
     </w:p>
     <w:p>
@@ -2183,7 +2309,35 @@
           <w:szCs w:val="28"/>
         </w:rPr>
         <w:lastRenderedPageBreak/>
-        <w:t xml:space="preserve">8. Получить список товаров, отпущенных в отделы «Овощной отдел» и «Фруктовый отдел» за период с 10.01.2024 по 30.01.2024. </w:t>
+        <w:t>8. Получить список товаров, отпущенных в отделы «Овощной отдел» и «Фруктовый отдел» за период с 10.01.</w:t>
+      </w:r>
+      <w:r>
+        <w:rPr>
+          <w:sz w:val="28"/>
+          <w:szCs w:val="28"/>
+        </w:rPr>
+        <w:t>2025</w:t>
+      </w:r>
+      <w:r>
+        <w:rPr>
+          <w:sz w:val="28"/>
+          <w:szCs w:val="28"/>
+        </w:rPr>
+        <w:t xml:space="preserve"> по 30.01.</w:t>
+      </w:r>
+      <w:r>
+        <w:rPr>
+          <w:sz w:val="28"/>
+          <w:szCs w:val="28"/>
+        </w:rPr>
+        <w:t>2025</w:t>
+      </w:r>
+      <w:r>
+        <w:rPr>
+          <w:sz w:val="28"/>
+          <w:szCs w:val="28"/>
+        </w:rPr>
+        <w:t xml:space="preserve">. </w:t>
       </w:r>
     </w:p>
     <w:p>
@@ -2200,7 +2354,35 @@
           <w:sz w:val="28"/>
           <w:szCs w:val="28"/>
         </w:rPr>
-        <w:t xml:space="preserve">9. Вычислить сумму стоимости товаров, отпущенных из «Овощной отдел», за период с 15.01.2024 по 25.02.2024. Стоимость товара рассчитывается как произведение отпущенного количества и цены продажи. </w:t>
+        <w:t>9. Вычислить сумму стоимости товаров, отпущенных из «Овощной отдел», за период с 15.01.</w:t>
+      </w:r>
+      <w:r>
+        <w:rPr>
+          <w:sz w:val="28"/>
+          <w:szCs w:val="28"/>
+        </w:rPr>
+        <w:t>2025</w:t>
+      </w:r>
+      <w:r>
+        <w:rPr>
+          <w:sz w:val="28"/>
+          <w:szCs w:val="28"/>
+        </w:rPr>
+        <w:t xml:space="preserve"> по 25.02.</w:t>
+      </w:r>
+      <w:r>
+        <w:rPr>
+          <w:sz w:val="28"/>
+          <w:szCs w:val="28"/>
+        </w:rPr>
+        <w:t>2025</w:t>
+      </w:r>
+      <w:r>
+        <w:rPr>
+          <w:sz w:val="28"/>
+          <w:szCs w:val="28"/>
+        </w:rPr>
+        <w:t xml:space="preserve">. Стоимость товара рассчитывается как произведение отпущенного количества и цены продажи. </w:t>
       </w:r>
     </w:p>
     <w:p/>
@@ -3744,7 +3926,14 @@
                 <w:spacing w:val="-2"/>
                 <w:sz w:val="24"/>
               </w:rPr>
-              <w:t>2024-01-</w:t>
+              <w:t>2025</w:t>
+            </w:r>
+            <w:r>
+              <w:rPr>
+                <w:spacing w:val="-2"/>
+                <w:sz w:val="24"/>
+              </w:rPr>
+              <w:t>-01-</w:t>
             </w:r>
             <w:r>
               <w:rPr>
@@ -3861,7 +4050,14 @@
                 <w:spacing w:val="-2"/>
                 <w:sz w:val="24"/>
               </w:rPr>
-              <w:t>2024-01-</w:t>
+              <w:t>2025</w:t>
+            </w:r>
+            <w:r>
+              <w:rPr>
+                <w:spacing w:val="-2"/>
+                <w:sz w:val="24"/>
+              </w:rPr>
+              <w:t>-01-</w:t>
             </w:r>
             <w:r>
               <w:rPr>
@@ -3978,7 +4174,14 @@
                 <w:spacing w:val="-2"/>
                 <w:sz w:val="24"/>
               </w:rPr>
-              <w:t>2024-01-</w:t>
+              <w:t>2025</w:t>
+            </w:r>
+            <w:r>
+              <w:rPr>
+                <w:spacing w:val="-2"/>
+                <w:sz w:val="24"/>
+              </w:rPr>
+              <w:t>-01-</w:t>
             </w:r>
             <w:r>
               <w:rPr>
@@ -4096,7 +4299,14 @@
                 <w:spacing w:val="-2"/>
                 <w:sz w:val="24"/>
               </w:rPr>
-              <w:t>2024-01-</w:t>
+              <w:t>2025</w:t>
+            </w:r>
+            <w:r>
+              <w:rPr>
+                <w:spacing w:val="-2"/>
+                <w:sz w:val="24"/>
+              </w:rPr>
+              <w:t>-01-</w:t>
             </w:r>
             <w:r>
               <w:rPr>
@@ -4217,7 +4427,14 @@
                 <w:spacing w:val="-2"/>
                 <w:sz w:val="24"/>
               </w:rPr>
-              <w:t>2024-01-</w:t>
+              <w:t>2025</w:t>
+            </w:r>
+            <w:r>
+              <w:rPr>
+                <w:spacing w:val="-2"/>
+                <w:sz w:val="24"/>
+              </w:rPr>
+              <w:t>-01-</w:t>
             </w:r>
             <w:r>
               <w:rPr>
@@ -4334,7 +4551,14 @@
                 <w:spacing w:val="-2"/>
                 <w:sz w:val="24"/>
               </w:rPr>
-              <w:t>2024-01-</w:t>
+              <w:t>2025</w:t>
+            </w:r>
+            <w:r>
+              <w:rPr>
+                <w:spacing w:val="-2"/>
+                <w:sz w:val="24"/>
+              </w:rPr>
+              <w:t>-01-</w:t>
             </w:r>
             <w:r>
               <w:rPr>
@@ -4451,7 +4675,14 @@
                 <w:spacing w:val="-2"/>
                 <w:sz w:val="24"/>
               </w:rPr>
-              <w:t>2024-02-</w:t>
+              <w:t>2025</w:t>
+            </w:r>
+            <w:r>
+              <w:rPr>
+                <w:spacing w:val="-2"/>
+                <w:sz w:val="24"/>
+              </w:rPr>
+              <w:t>-02-</w:t>
             </w:r>
             <w:r>
               <w:rPr>
@@ -4568,7 +4799,14 @@
                 <w:spacing w:val="-2"/>
                 <w:sz w:val="24"/>
               </w:rPr>
-              <w:t>2024-02-</w:t>
+              <w:t>2025</w:t>
+            </w:r>
+            <w:r>
+              <w:rPr>
+                <w:spacing w:val="-2"/>
+                <w:sz w:val="24"/>
+              </w:rPr>
+              <w:t>-02-</w:t>
             </w:r>
             <w:r>
               <w:rPr>
@@ -4685,7 +4923,14 @@
                 <w:spacing w:val="-2"/>
                 <w:sz w:val="24"/>
               </w:rPr>
-              <w:t>2024-02-</w:t>
+              <w:t>2025</w:t>
+            </w:r>
+            <w:r>
+              <w:rPr>
+                <w:spacing w:val="-2"/>
+                <w:sz w:val="24"/>
+              </w:rPr>
+              <w:t>-02-</w:t>
             </w:r>
             <w:r>
               <w:rPr>
@@ -4803,7 +5048,14 @@
                 <w:spacing w:val="-2"/>
                 <w:sz w:val="24"/>
               </w:rPr>
-              <w:t>2024-02-</w:t>
+              <w:t>2025</w:t>
+            </w:r>
+            <w:r>
+              <w:rPr>
+                <w:spacing w:val="-2"/>
+                <w:sz w:val="24"/>
+              </w:rPr>
+              <w:t>-02-</w:t>
             </w:r>
             <w:r>
               <w:rPr>
@@ -5237,7 +5489,14 @@
                 <w:spacing w:val="-2"/>
                 <w:sz w:val="24"/>
               </w:rPr>
-              <w:t>2024-01-</w:t>
+              <w:t>2025</w:t>
+            </w:r>
+            <w:r>
+              <w:rPr>
+                <w:spacing w:val="-2"/>
+                <w:sz w:val="24"/>
+              </w:rPr>
+              <w:t>-01-</w:t>
             </w:r>
             <w:r>
               <w:rPr>
@@ -5354,7 +5613,14 @@
                 <w:spacing w:val="-2"/>
                 <w:sz w:val="24"/>
               </w:rPr>
-              <w:t>2024-01-</w:t>
+              <w:t>2025</w:t>
+            </w:r>
+            <w:r>
+              <w:rPr>
+                <w:spacing w:val="-2"/>
+                <w:sz w:val="24"/>
+              </w:rPr>
+              <w:t>-01-</w:t>
             </w:r>
             <w:r>
               <w:rPr>
@@ -5471,7 +5737,14 @@
                 <w:spacing w:val="-2"/>
                 <w:sz w:val="24"/>
               </w:rPr>
-              <w:t>2024-01-</w:t>
+              <w:t>2025</w:t>
+            </w:r>
+            <w:r>
+              <w:rPr>
+                <w:spacing w:val="-2"/>
+                <w:sz w:val="24"/>
+              </w:rPr>
+              <w:t>-01-</w:t>
             </w:r>
             <w:r>
               <w:rPr>
@@ -5588,7 +5861,14 @@
                 <w:spacing w:val="-2"/>
                 <w:sz w:val="24"/>
               </w:rPr>
-              <w:t>2024-01-</w:t>
+              <w:t>2025</w:t>
+            </w:r>
+            <w:r>
+              <w:rPr>
+                <w:spacing w:val="-2"/>
+                <w:sz w:val="24"/>
+              </w:rPr>
+              <w:t>-01-</w:t>
             </w:r>
             <w:r>
               <w:rPr>
@@ -5705,7 +5985,14 @@
                 <w:spacing w:val="-2"/>
                 <w:sz w:val="24"/>
               </w:rPr>
-              <w:t>2024-01-</w:t>
+              <w:t>2025</w:t>
+            </w:r>
+            <w:r>
+              <w:rPr>
+                <w:spacing w:val="-2"/>
+                <w:sz w:val="24"/>
+              </w:rPr>
+              <w:t>-01-</w:t>
             </w:r>
             <w:r>
               <w:rPr>
@@ -5823,7 +6110,14 @@
                 <w:spacing w:val="-2"/>
                 <w:sz w:val="24"/>
               </w:rPr>
-              <w:t>2024-01-</w:t>
+              <w:t>2025</w:t>
+            </w:r>
+            <w:r>
+              <w:rPr>
+                <w:spacing w:val="-2"/>
+                <w:sz w:val="24"/>
+              </w:rPr>
+              <w:t>-01-</w:t>
             </w:r>
             <w:r>
               <w:rPr>
@@ -5945,7 +6239,14 @@
                 <w:sz w:val="24"/>
               </w:rPr>
               <w:lastRenderedPageBreak/>
-              <w:t>2024-01-</w:t>
+              <w:t>2025</w:t>
+            </w:r>
+            <w:r>
+              <w:rPr>
+                <w:spacing w:val="-2"/>
+                <w:sz w:val="24"/>
+              </w:rPr>
+              <w:t>-01-</w:t>
             </w:r>
             <w:r>
               <w:rPr>
@@ -6062,7 +6363,14 @@
                 <w:spacing w:val="-2"/>
                 <w:sz w:val="24"/>
               </w:rPr>
-              <w:t>2024-02-</w:t>
+              <w:t>2025</w:t>
+            </w:r>
+            <w:r>
+              <w:rPr>
+                <w:spacing w:val="-2"/>
+                <w:sz w:val="24"/>
+              </w:rPr>
+              <w:t>-02-</w:t>
             </w:r>
             <w:r>
               <w:rPr>
@@ -6179,7 +6487,14 @@
                 <w:spacing w:val="-2"/>
                 <w:sz w:val="24"/>
               </w:rPr>
-              <w:t>2024-02-</w:t>
+              <w:t>2025</w:t>
+            </w:r>
+            <w:r>
+              <w:rPr>
+                <w:spacing w:val="-2"/>
+                <w:sz w:val="24"/>
+              </w:rPr>
+              <w:t>-02-</w:t>
             </w:r>
             <w:r>
               <w:rPr>
@@ -6296,7 +6611,14 @@
                 <w:spacing w:val="-2"/>
                 <w:sz w:val="24"/>
               </w:rPr>
-              <w:t>2024-02-</w:t>
+              <w:t>2025</w:t>
+            </w:r>
+            <w:r>
+              <w:rPr>
+                <w:spacing w:val="-2"/>
+                <w:sz w:val="24"/>
+              </w:rPr>
+              <w:t>-02-</w:t>
             </w:r>
             <w:r>
               <w:rPr>
@@ -6413,7 +6735,14 @@
                 <w:spacing w:val="-2"/>
                 <w:sz w:val="24"/>
               </w:rPr>
-              <w:t>2024-02-</w:t>
+              <w:t>2025</w:t>
+            </w:r>
+            <w:r>
+              <w:rPr>
+                <w:spacing w:val="-2"/>
+                <w:sz w:val="24"/>
+              </w:rPr>
+              <w:t>-02-</w:t>
             </w:r>
             <w:r>
               <w:rPr>
@@ -6531,7 +6860,14 @@
                 <w:spacing w:val="-2"/>
                 <w:sz w:val="24"/>
               </w:rPr>
-              <w:t>2024-02-</w:t>
+              <w:t>2025</w:t>
+            </w:r>
+            <w:r>
+              <w:rPr>
+                <w:spacing w:val="-2"/>
+                <w:sz w:val="24"/>
+              </w:rPr>
+              <w:t>-02-</w:t>
             </w:r>
             <w:r>
               <w:rPr>
@@ -6652,7 +6988,14 @@
                 <w:spacing w:val="-2"/>
                 <w:sz w:val="24"/>
               </w:rPr>
-              <w:t>2024-02-</w:t>
+              <w:t>2025</w:t>
+            </w:r>
+            <w:r>
+              <w:rPr>
+                <w:spacing w:val="-2"/>
+                <w:sz w:val="24"/>
+              </w:rPr>
+              <w:t>-02-</w:t>
             </w:r>
             <w:r>
               <w:rPr>
@@ -7234,7 +7577,19 @@
         <w:t xml:space="preserve"> </w:t>
       </w:r>
       <w:r>
-        <w:t>с 10.01.2024 по 20.01.2024.</w:t>
+        <w:t>с 10.01.</w:t>
+      </w:r>
+      <w:r>
+        <w:t>2025</w:t>
+      </w:r>
+      <w:r>
+        <w:t xml:space="preserve"> по 20.01.</w:t>
+      </w:r>
+      <w:r>
+        <w:t>2025</w:t>
+      </w:r>
+      <w:r>
+        <w:t>.</w:t>
       </w:r>
     </w:p>
     <w:p>
@@ -7280,7 +7635,19 @@
         <w:t>Дата поступления</w:t>
       </w:r>
       <w:r>
-        <w:t>» находится в области от 10.01.2024 до 20.01.2024.</w:t>
+        <w:t>» находится в области от 10.01.</w:t>
+      </w:r>
+      <w:r>
+        <w:t>2025</w:t>
+      </w:r>
+      <w:r>
+        <w:t xml:space="preserve"> до 20.01.</w:t>
+      </w:r>
+      <w:r>
+        <w:t>2025</w:t>
+      </w:r>
+      <w:r>
+        <w:t>.</w:t>
       </w:r>
     </w:p>
     <w:p>
@@ -7301,7 +7668,14 @@
           <w:i/>
           <w:color w:val="767171" w:themeColor="background2" w:themeShade="80"/>
         </w:rPr>
-        <w:t>10.01.2024</w:t>
+        <w:t>10.01.</w:t>
+      </w:r>
+      <w:r>
+        <w:rPr>
+          <w:i/>
+          <w:color w:val="767171" w:themeColor="background2" w:themeShade="80"/>
+        </w:rPr>
+        <w:t>2025</w:t>
       </w:r>
       <w:r>
         <w:rPr>
@@ -7350,7 +7724,14 @@
           <w:i/>
           <w:color w:val="767171" w:themeColor="background2" w:themeShade="80"/>
         </w:rPr>
-        <w:t>20.01.2024</w:t>
+        <w:t>20.01.</w:t>
+      </w:r>
+      <w:r>
+        <w:rPr>
+          <w:i/>
+          <w:color w:val="767171" w:themeColor="background2" w:themeShade="80"/>
+        </w:rPr>
+        <w:t>2025</w:t>
       </w:r>
       <w:r>
         <w:rPr>
@@ -7624,7 +8005,14 @@
                 <w:spacing w:val="-2"/>
                 <w:sz w:val="24"/>
               </w:rPr>
-              <w:t>2024-01-</w:t>
+              <w:t>2025</w:t>
+            </w:r>
+            <w:r>
+              <w:rPr>
+                <w:spacing w:val="-2"/>
+                <w:sz w:val="24"/>
+              </w:rPr>
+              <w:t>-01-</w:t>
             </w:r>
             <w:r>
               <w:rPr>
@@ -7741,7 +8129,14 @@
                 <w:spacing w:val="-2"/>
                 <w:sz w:val="24"/>
               </w:rPr>
-              <w:t>2024-01-</w:t>
+              <w:t>2025</w:t>
+            </w:r>
+            <w:r>
+              <w:rPr>
+                <w:spacing w:val="-2"/>
+                <w:sz w:val="24"/>
+              </w:rPr>
+              <w:t>-01-</w:t>
             </w:r>
             <w:r>
               <w:rPr>
@@ -7858,7 +8253,14 @@
                 <w:spacing w:val="-2"/>
                 <w:sz w:val="24"/>
               </w:rPr>
-              <w:t>2024-01-</w:t>
+              <w:t>2025</w:t>
+            </w:r>
+            <w:r>
+              <w:rPr>
+                <w:spacing w:val="-2"/>
+                <w:sz w:val="24"/>
+              </w:rPr>
+              <w:t>-01-</w:t>
             </w:r>
             <w:r>
               <w:rPr>
@@ -7976,7 +8378,14 @@
                 <w:spacing w:val="-2"/>
                 <w:sz w:val="24"/>
               </w:rPr>
-              <w:t>2024-01-</w:t>
+              <w:t>2025</w:t>
+            </w:r>
+            <w:r>
+              <w:rPr>
+                <w:spacing w:val="-2"/>
+                <w:sz w:val="24"/>
+              </w:rPr>
+              <w:t>-01-</w:t>
             </w:r>
             <w:r>
               <w:rPr>
@@ -8258,7 +8667,14 @@
                 <w:spacing w:val="-2"/>
                 <w:sz w:val="24"/>
               </w:rPr>
-              <w:t>2024-01-</w:t>
+              <w:t>2025</w:t>
+            </w:r>
+            <w:r>
+              <w:rPr>
+                <w:spacing w:val="-2"/>
+                <w:sz w:val="24"/>
+              </w:rPr>
+              <w:t>-01-</w:t>
             </w:r>
             <w:r>
               <w:rPr>
@@ -8313,7 +8729,14 @@
                 <w:sz w:val="24"/>
               </w:rPr>
               <w:lastRenderedPageBreak/>
-              <w:t>2024-01-</w:t>
+              <w:t>2025</w:t>
+            </w:r>
+            <w:r>
+              <w:rPr>
+                <w:spacing w:val="-2"/>
+                <w:sz w:val="24"/>
+              </w:rPr>
+              <w:t>-01-</w:t>
             </w:r>
             <w:r>
               <w:rPr>
@@ -8366,7 +8789,14 @@
                 <w:spacing w:val="-2"/>
                 <w:sz w:val="24"/>
               </w:rPr>
-              <w:t>2024-01-</w:t>
+              <w:t>2025</w:t>
+            </w:r>
+            <w:r>
+              <w:rPr>
+                <w:spacing w:val="-2"/>
+                <w:sz w:val="24"/>
+              </w:rPr>
+              <w:t>-01-</w:t>
             </w:r>
             <w:r>
               <w:rPr>
@@ -8419,7 +8849,14 @@
                 <w:spacing w:val="-2"/>
                 <w:sz w:val="24"/>
               </w:rPr>
-              <w:t>2024-01-</w:t>
+              <w:t>2025</w:t>
+            </w:r>
+            <w:r>
+              <w:rPr>
+                <w:spacing w:val="-2"/>
+                <w:sz w:val="24"/>
+              </w:rPr>
+              <w:t>-01-</w:t>
             </w:r>
             <w:r>
               <w:rPr>
@@ -8695,7 +9132,14 @@
                 <w:spacing w:val="-2"/>
                 <w:sz w:val="24"/>
               </w:rPr>
-              <w:t>2024-01-</w:t>
+              <w:t>2025</w:t>
+            </w:r>
+            <w:r>
+              <w:rPr>
+                <w:spacing w:val="-2"/>
+                <w:sz w:val="24"/>
+              </w:rPr>
+              <w:t>-01-</w:t>
             </w:r>
             <w:r>
               <w:rPr>
@@ -8749,7 +9193,14 @@
                 <w:spacing w:val="-2"/>
                 <w:sz w:val="24"/>
               </w:rPr>
-              <w:t>2024-01-</w:t>
+              <w:t>2025</w:t>
+            </w:r>
+            <w:r>
+              <w:rPr>
+                <w:spacing w:val="-2"/>
+                <w:sz w:val="24"/>
+              </w:rPr>
+              <w:t>-01-</w:t>
             </w:r>
             <w:r>
               <w:rPr>
@@ -8802,7 +9253,14 @@
                 <w:spacing w:val="-2"/>
                 <w:sz w:val="24"/>
               </w:rPr>
-              <w:t>2024-01-</w:t>
+              <w:t>2025</w:t>
+            </w:r>
+            <w:r>
+              <w:rPr>
+                <w:spacing w:val="-2"/>
+                <w:sz w:val="24"/>
+              </w:rPr>
+              <w:t>-01-</w:t>
             </w:r>
             <w:r>
               <w:rPr>
@@ -8855,7 +9313,14 @@
                 <w:spacing w:val="-2"/>
                 <w:sz w:val="24"/>
               </w:rPr>
-              <w:t>2024-01-</w:t>
+              <w:t>2025</w:t>
+            </w:r>
+            <w:r>
+              <w:rPr>
+                <w:spacing w:val="-2"/>
+                <w:sz w:val="24"/>
+              </w:rPr>
+              <w:t>-01-</w:t>
             </w:r>
             <w:r>
               <w:rPr>
@@ -8908,7 +9373,19 @@
     </w:p>
     <w:p>
       <w:r>
-        <w:t>Товары, поступившие с 10.01.2024 по 20.01.2024:</w:t>
+        <w:t>Товары, поступившие с 10.01.</w:t>
+      </w:r>
+      <w:r>
+        <w:t>2025</w:t>
+      </w:r>
+      <w:r>
+        <w:t xml:space="preserve"> по 20.01.</w:t>
+      </w:r>
+      <w:r>
+        <w:t>2025</w:t>
+      </w:r>
+      <w:r>
+        <w:t>:</w:t>
       </w:r>
     </w:p>
     <w:p>
@@ -8916,7 +9393,10 @@
         <w:pStyle w:val="a"/>
       </w:pPr>
       <w:r>
-        <w:t>2024-01-10 – Картофель;</w:t>
+        <w:t>2025</w:t>
+      </w:r>
+      <w:r>
+        <w:t>-01-10 – Картофель;</w:t>
       </w:r>
     </w:p>
     <w:p>
@@ -8924,7 +9404,10 @@
         <w:pStyle w:val="a"/>
       </w:pPr>
       <w:r>
-        <w:t>2024-01-15 – Яблоки;</w:t>
+        <w:t>2025</w:t>
+      </w:r>
+      <w:r>
+        <w:t>-01-15 – Яблоки;</w:t>
       </w:r>
     </w:p>
     <w:p>
@@ -8932,7 +9415,10 @@
         <w:pStyle w:val="a"/>
       </w:pPr>
       <w:r>
-        <w:t>2024-01-18 – Морковь;</w:t>
+        <w:t>2025</w:t>
+      </w:r>
+      <w:r>
+        <w:t>-01-18 – Морковь;</w:t>
       </w:r>
     </w:p>
     <w:p>
@@ -8940,7 +9426,10 @@
         <w:pStyle w:val="a"/>
       </w:pPr>
       <w:r>
-        <w:t>2024-01-20 – Молоко.</w:t>
+        <w:t>2025</w:t>
+      </w:r>
+      <w:r>
+        <w:t>-01-20 – Молоко.</w:t>
       </w:r>
     </w:p>
     <w:p>
@@ -8958,7 +9447,16 @@
         <w:pStyle w:val="2"/>
       </w:pPr>
       <w:r>
-        <w:t>Получить список поставщиков, осуществлявших поставки за период с 10.01.2024 по 25.01.2024</w:t>
+        <w:t>Получить список поставщиков, осуществлявших поставки за период с 10.01.</w:t>
+      </w:r>
+      <w:r>
+        <w:t>2025</w:t>
+      </w:r>
+      <w:r>
+        <w:t xml:space="preserve"> по 25.01.</w:t>
+      </w:r>
+      <w:r>
+        <w:t>2025</w:t>
       </w:r>
       <w:r>
         <w:t>.</w:t>
@@ -8972,12 +9470,23 @@
         <w:t>Поступление товаров</w:t>
       </w:r>
       <w:r>
-        <w:t>», отобрав строки, где «Дата поступления» находится в промежутке между 10.01.2024 и 25.01.2024.</w:t>
+        <w:t>», отобрав строки, где «Дата поступления» находится в промежутке между 10.01.</w:t>
+      </w:r>
+      <w:r>
+        <w:t>2025</w:t>
+      </w:r>
+      <w:r>
+        <w:t xml:space="preserve"> и 25.01.</w:t>
+      </w:r>
+      <w:r>
+        <w:t>2025</w:t>
+      </w:r>
+      <w:r>
+        <w:t>.</w:t>
       </w:r>
     </w:p>
     <w:p>
       <w:pPr>
-        <w:ind w:firstLine="0"/>
         <w:rPr>
           <w:i/>
           <w:color w:val="767171" w:themeColor="background2" w:themeShade="80"/>
@@ -9020,13 +9529,27 @@
           <w:i/>
           <w:color w:val="767171" w:themeColor="background2" w:themeShade="80"/>
         </w:rPr>
-        <w:t xml:space="preserve">10.01.2024 </w:t>
+        <w:t>10.01.</w:t>
       </w:r>
       <w:r>
         <w:rPr>
           <w:i/>
           <w:color w:val="767171" w:themeColor="background2" w:themeShade="80"/>
         </w:rPr>
+        <w:t>2025</w:t>
+      </w:r>
+      <w:r>
+        <w:rPr>
+          <w:i/>
+          <w:color w:val="767171" w:themeColor="background2" w:themeShade="80"/>
+        </w:rPr>
+        <w:t xml:space="preserve"> </w:t>
+      </w:r>
+      <w:r>
+        <w:rPr>
+          <w:i/>
+          <w:color w:val="767171" w:themeColor="background2" w:themeShade="80"/>
+        </w:rPr>
         <w:t xml:space="preserve"> &lt;= </w:t>
       </w:r>
       <w:r>
@@ -9048,7 +9571,21 @@
           <w:i/>
           <w:color w:val="767171" w:themeColor="background2" w:themeShade="80"/>
         </w:rPr>
-        <w:t>25.01.2024]</w:t>
+        <w:t>25.01.</w:t>
+      </w:r>
+      <w:r>
+        <w:rPr>
+          <w:i/>
+          <w:color w:val="767171" w:themeColor="background2" w:themeShade="80"/>
+        </w:rPr>
+        <w:t>2025</w:t>
+      </w:r>
+      <w:r>
+        <w:rPr>
+          <w:i/>
+          <w:color w:val="767171" w:themeColor="background2" w:themeShade="80"/>
+        </w:rPr>
+        <w:t>]</w:t>
       </w:r>
     </w:p>
     <w:p>
@@ -9363,7 +9900,14 @@
                 <w:spacing w:val="-2"/>
                 <w:sz w:val="24"/>
               </w:rPr>
-              <w:t>2024-01-</w:t>
+              <w:t>2025</w:t>
+            </w:r>
+            <w:r>
+              <w:rPr>
+                <w:spacing w:val="-2"/>
+                <w:sz w:val="24"/>
+              </w:rPr>
+              <w:t>-01-</w:t>
             </w:r>
             <w:r>
               <w:rPr>
@@ -9481,7 +10025,14 @@
                 <w:sz w:val="24"/>
               </w:rPr>
               <w:lastRenderedPageBreak/>
-              <w:t>2024-01-</w:t>
+              <w:t>2025</w:t>
+            </w:r>
+            <w:r>
+              <w:rPr>
+                <w:spacing w:val="-2"/>
+                <w:sz w:val="24"/>
+              </w:rPr>
+              <w:t>-01-</w:t>
             </w:r>
             <w:r>
               <w:rPr>
@@ -9598,7 +10149,14 @@
                 <w:spacing w:val="-2"/>
                 <w:sz w:val="24"/>
               </w:rPr>
-              <w:t>2024-01-</w:t>
+              <w:t>2025</w:t>
+            </w:r>
+            <w:r>
+              <w:rPr>
+                <w:spacing w:val="-2"/>
+                <w:sz w:val="24"/>
+              </w:rPr>
+              <w:t>-01-</w:t>
             </w:r>
             <w:r>
               <w:rPr>
@@ -9716,7 +10274,14 @@
                 <w:spacing w:val="-2"/>
                 <w:sz w:val="24"/>
               </w:rPr>
-              <w:t>2024-01-</w:t>
+              <w:t>2025</w:t>
+            </w:r>
+            <w:r>
+              <w:rPr>
+                <w:spacing w:val="-2"/>
+                <w:sz w:val="24"/>
+              </w:rPr>
+              <w:t>-01-</w:t>
             </w:r>
             <w:r>
               <w:rPr>
@@ -9837,7 +10402,14 @@
                 <w:spacing w:val="-2"/>
                 <w:sz w:val="24"/>
               </w:rPr>
-              <w:t>2024-01-</w:t>
+              <w:t>2025</w:t>
+            </w:r>
+            <w:r>
+              <w:rPr>
+                <w:spacing w:val="-2"/>
+                <w:sz w:val="24"/>
+              </w:rPr>
+              <w:t>-01-</w:t>
             </w:r>
             <w:r>
               <w:rPr>
@@ -10000,7 +10572,21 @@
           <w:i/>
           <w:color w:val="767171" w:themeColor="background2" w:themeShade="80"/>
         </w:rPr>
-        <w:t>Код поставщица</w:t>
+        <w:t xml:space="preserve">Код </w:t>
+      </w:r>
+      <w:r>
+        <w:rPr>
+          <w:i/>
+          <w:color w:val="767171" w:themeColor="background2" w:themeShade="80"/>
+        </w:rPr>
+        <w:t>поставщик</w:t>
+      </w:r>
+      <w:r>
+        <w:rPr>
+          <w:i/>
+          <w:color w:val="767171" w:themeColor="background2" w:themeShade="80"/>
+        </w:rPr>
+        <w:t>а</w:t>
       </w:r>
       <w:r>
         <w:rPr>
@@ -10261,7 +10847,19 @@
     </w:p>
     <w:p>
       <w:r>
-        <w:t>Список поставщиков, осуществлявших поставки за период с 10.01.2024 по 25.01.2024 состоит из поставщиков с кодом:</w:t>
+        <w:t>Список поставщиков, осуществлявших поставки за период с 10.01.</w:t>
+      </w:r>
+      <w:r>
+        <w:t>2025</w:t>
+      </w:r>
+      <w:r>
+        <w:t xml:space="preserve"> по 25.01.</w:t>
+      </w:r>
+      <w:r>
+        <w:t>2025</w:t>
+      </w:r>
+      <w:r>
+        <w:t xml:space="preserve"> состоит из поставщиков с кодом:</w:t>
       </w:r>
     </w:p>
     <w:p>
@@ -10303,7 +10901,19 @@
         <w:pStyle w:val="2"/>
       </w:pPr>
       <w:r>
-        <w:t>Получить список товаров, поступивших на склад, но не отпущенных за период с 10.01.2024 по 05.03.2024.</w:t>
+        <w:t>Получить список товаров, поступивших на склад, но не отпущенных за период с 10.01.</w:t>
+      </w:r>
+      <w:r>
+        <w:t>2025</w:t>
+      </w:r>
+      <w:r>
+        <w:t xml:space="preserve"> по 05.03.</w:t>
+      </w:r>
+      <w:r>
+        <w:t>2025</w:t>
+      </w:r>
+      <w:r>
+        <w:t>.</w:t>
       </w:r>
     </w:p>
     <w:p>
@@ -10362,7 +10972,19 @@
         <w:t xml:space="preserve">», отобрав строки, где </w:t>
       </w:r>
       <w:r>
-        <w:t>«Дата поступления» находится в промежутке между 10.01.2024 по 05.03.2024.</w:t>
+        <w:t>«Дата поступления» находится в промежутке между 10.01.</w:t>
+      </w:r>
+      <w:r>
+        <w:t>2025</w:t>
+      </w:r>
+      <w:r>
+        <w:t xml:space="preserve"> по 05.03.</w:t>
+      </w:r>
+      <w:r>
+        <w:t>2025</w:t>
+      </w:r>
+      <w:r>
+        <w:t>.</w:t>
       </w:r>
     </w:p>
     <w:p>
@@ -10417,13 +11039,27 @@
           <w:i/>
           <w:color w:val="767171" w:themeColor="background2" w:themeShade="80"/>
         </w:rPr>
-        <w:t xml:space="preserve">10.01.2024 </w:t>
+        <w:t>10.01.</w:t>
       </w:r>
       <w:r>
         <w:rPr>
           <w:i/>
           <w:color w:val="767171" w:themeColor="background2" w:themeShade="80"/>
         </w:rPr>
+        <w:t>2025</w:t>
+      </w:r>
+      <w:r>
+        <w:rPr>
+          <w:i/>
+          <w:color w:val="767171" w:themeColor="background2" w:themeShade="80"/>
+        </w:rPr>
+        <w:t xml:space="preserve"> </w:t>
+      </w:r>
+      <w:r>
+        <w:rPr>
+          <w:i/>
+          <w:color w:val="767171" w:themeColor="background2" w:themeShade="80"/>
+        </w:rPr>
         <w:t xml:space="preserve"> &lt;= </w:t>
       </w:r>
       <w:r>
@@ -10452,7 +11088,21 @@
           <w:i/>
           <w:color w:val="767171" w:themeColor="background2" w:themeShade="80"/>
         </w:rPr>
-        <w:t>.2024]</w:t>
+        <w:t>.</w:t>
+      </w:r>
+      <w:r>
+        <w:rPr>
+          <w:i/>
+          <w:color w:val="767171" w:themeColor="background2" w:themeShade="80"/>
+        </w:rPr>
+        <w:t>2025</w:t>
+      </w:r>
+      <w:r>
+        <w:rPr>
+          <w:i/>
+          <w:color w:val="767171" w:themeColor="background2" w:themeShade="80"/>
+        </w:rPr>
+        <w:t>]</w:t>
       </w:r>
     </w:p>
     <w:p>
@@ -10768,7 +11418,14 @@
                 <w:sz w:val="24"/>
               </w:rPr>
               <w:lastRenderedPageBreak/>
-              <w:t>2024-01-</w:t>
+              <w:t>2025</w:t>
+            </w:r>
+            <w:r>
+              <w:rPr>
+                <w:spacing w:val="-2"/>
+                <w:sz w:val="24"/>
+              </w:rPr>
+              <w:t>-01-</w:t>
             </w:r>
             <w:r>
               <w:rPr>
@@ -10885,7 +11542,14 @@
                 <w:spacing w:val="-2"/>
                 <w:sz w:val="24"/>
               </w:rPr>
-              <w:t>2024-01-</w:t>
+              <w:t>2025</w:t>
+            </w:r>
+            <w:r>
+              <w:rPr>
+                <w:spacing w:val="-2"/>
+                <w:sz w:val="24"/>
+              </w:rPr>
+              <w:t>-01-</w:t>
             </w:r>
             <w:r>
               <w:rPr>
@@ -11002,7 +11666,14 @@
                 <w:spacing w:val="-2"/>
                 <w:sz w:val="24"/>
               </w:rPr>
-              <w:t>2024-01-</w:t>
+              <w:t>2025</w:t>
+            </w:r>
+            <w:r>
+              <w:rPr>
+                <w:spacing w:val="-2"/>
+                <w:sz w:val="24"/>
+              </w:rPr>
+              <w:t>-01-</w:t>
             </w:r>
             <w:r>
               <w:rPr>
@@ -11120,7 +11791,14 @@
                 <w:spacing w:val="-2"/>
                 <w:sz w:val="24"/>
               </w:rPr>
-              <w:t>2024-01-</w:t>
+              <w:t>2025</w:t>
+            </w:r>
+            <w:r>
+              <w:rPr>
+                <w:spacing w:val="-2"/>
+                <w:sz w:val="24"/>
+              </w:rPr>
+              <w:t>-01-</w:t>
             </w:r>
             <w:r>
               <w:rPr>
@@ -11241,7 +11919,14 @@
                 <w:spacing w:val="-2"/>
                 <w:sz w:val="24"/>
               </w:rPr>
-              <w:t>2024-01-</w:t>
+              <w:t>2025</w:t>
+            </w:r>
+            <w:r>
+              <w:rPr>
+                <w:spacing w:val="-2"/>
+                <w:sz w:val="24"/>
+              </w:rPr>
+              <w:t>-01-</w:t>
             </w:r>
             <w:r>
               <w:rPr>
@@ -11358,7 +12043,14 @@
                 <w:spacing w:val="-2"/>
                 <w:sz w:val="24"/>
               </w:rPr>
-              <w:t>2024-01-</w:t>
+              <w:t>2025</w:t>
+            </w:r>
+            <w:r>
+              <w:rPr>
+                <w:spacing w:val="-2"/>
+                <w:sz w:val="24"/>
+              </w:rPr>
+              <w:t>-01-</w:t>
             </w:r>
             <w:r>
               <w:rPr>
@@ -11475,7 +12167,14 @@
                 <w:spacing w:val="-2"/>
                 <w:sz w:val="24"/>
               </w:rPr>
-              <w:t>2024-02-</w:t>
+              <w:t>2025</w:t>
+            </w:r>
+            <w:r>
+              <w:rPr>
+                <w:spacing w:val="-2"/>
+                <w:sz w:val="24"/>
+              </w:rPr>
+              <w:t>-02-</w:t>
             </w:r>
             <w:r>
               <w:rPr>
@@ -11592,7 +12291,14 @@
                 <w:spacing w:val="-2"/>
                 <w:sz w:val="24"/>
               </w:rPr>
-              <w:t>2024-02-</w:t>
+              <w:t>2025</w:t>
+            </w:r>
+            <w:r>
+              <w:rPr>
+                <w:spacing w:val="-2"/>
+                <w:sz w:val="24"/>
+              </w:rPr>
+              <w:t>-02-</w:t>
             </w:r>
             <w:r>
               <w:rPr>
@@ -11709,7 +12415,14 @@
                 <w:spacing w:val="-2"/>
                 <w:sz w:val="24"/>
               </w:rPr>
-              <w:t>2024-02-</w:t>
+              <w:t>2025</w:t>
+            </w:r>
+            <w:r>
+              <w:rPr>
+                <w:spacing w:val="-2"/>
+                <w:sz w:val="24"/>
+              </w:rPr>
+              <w:t>-02-</w:t>
             </w:r>
             <w:r>
               <w:rPr>
@@ -11827,7 +12540,14 @@
                 <w:spacing w:val="-2"/>
                 <w:sz w:val="24"/>
               </w:rPr>
-              <w:t>2024-02-</w:t>
+              <w:t>2025</w:t>
+            </w:r>
+            <w:r>
+              <w:rPr>
+                <w:spacing w:val="-2"/>
+                <w:sz w:val="24"/>
+              </w:rPr>
+              <w:t>-02-</w:t>
             </w:r>
             <w:r>
               <w:rPr>
@@ -11975,7 +12695,19 @@
         <w:t>отпуска</w:t>
       </w:r>
       <w:r>
-        <w:t>» находится в промежутке между 10.01.2024 по 05.03.2024.</w:t>
+        <w:t>» находится в промежутке между 10.01.</w:t>
+      </w:r>
+      <w:r>
+        <w:t>2025</w:t>
+      </w:r>
+      <w:r>
+        <w:t xml:space="preserve"> по 05.03.</w:t>
+      </w:r>
+      <w:r>
+        <w:t>2025</w:t>
+      </w:r>
+      <w:r>
+        <w:t>.</w:t>
       </w:r>
     </w:p>
     <w:p>
@@ -12023,13 +12755,27 @@
           <w:i/>
           <w:color w:val="767171" w:themeColor="background2" w:themeShade="80"/>
         </w:rPr>
-        <w:t xml:space="preserve">10.01.2024 </w:t>
+        <w:t>10.01.</w:t>
       </w:r>
       <w:r>
         <w:rPr>
           <w:i/>
           <w:color w:val="767171" w:themeColor="background2" w:themeShade="80"/>
         </w:rPr>
+        <w:t>2025</w:t>
+      </w:r>
+      <w:r>
+        <w:rPr>
+          <w:i/>
+          <w:color w:val="767171" w:themeColor="background2" w:themeShade="80"/>
+        </w:rPr>
+        <w:t xml:space="preserve"> </w:t>
+      </w:r>
+      <w:r>
+        <w:rPr>
+          <w:i/>
+          <w:color w:val="767171" w:themeColor="background2" w:themeShade="80"/>
+        </w:rPr>
         <w:t xml:space="preserve"> &lt;= </w:t>
       </w:r>
       <w:r>
@@ -12051,7 +12797,14 @@
           <w:i/>
           <w:color w:val="767171" w:themeColor="background2" w:themeShade="80"/>
         </w:rPr>
-        <w:t>5.03.2024</w:t>
+        <w:t>5.03.</w:t>
+      </w:r>
+      <w:r>
+        <w:rPr>
+          <w:i/>
+          <w:color w:val="767171" w:themeColor="background2" w:themeShade="80"/>
+        </w:rPr>
+        <w:t>2025</w:t>
       </w:r>
       <w:r>
         <w:rPr>
@@ -12365,7 +13118,14 @@
                 <w:spacing w:val="-2"/>
                 <w:sz w:val="24"/>
               </w:rPr>
-              <w:t>2024-01-</w:t>
+              <w:t>2025</w:t>
+            </w:r>
+            <w:r>
+              <w:rPr>
+                <w:spacing w:val="-2"/>
+                <w:sz w:val="24"/>
+              </w:rPr>
+              <w:t>-01-</w:t>
             </w:r>
             <w:r>
               <w:rPr>
@@ -12482,7 +13242,14 @@
                 <w:spacing w:val="-2"/>
                 <w:sz w:val="24"/>
               </w:rPr>
-              <w:t>2024-01-</w:t>
+              <w:t>2025</w:t>
+            </w:r>
+            <w:r>
+              <w:rPr>
+                <w:spacing w:val="-2"/>
+                <w:sz w:val="24"/>
+              </w:rPr>
+              <w:t>-01-</w:t>
             </w:r>
             <w:r>
               <w:rPr>
@@ -12599,7 +13366,14 @@
                 <w:spacing w:val="-2"/>
                 <w:sz w:val="24"/>
               </w:rPr>
-              <w:t>2024-01-</w:t>
+              <w:t>2025</w:t>
+            </w:r>
+            <w:r>
+              <w:rPr>
+                <w:spacing w:val="-2"/>
+                <w:sz w:val="24"/>
+              </w:rPr>
+              <w:t>-01-</w:t>
             </w:r>
             <w:r>
               <w:rPr>
@@ -12716,7 +13490,14 @@
                 <w:spacing w:val="-2"/>
                 <w:sz w:val="24"/>
               </w:rPr>
-              <w:t>2024-01-</w:t>
+              <w:t>2025</w:t>
+            </w:r>
+            <w:r>
+              <w:rPr>
+                <w:spacing w:val="-2"/>
+                <w:sz w:val="24"/>
+              </w:rPr>
+              <w:t>-01-</w:t>
             </w:r>
             <w:r>
               <w:rPr>
@@ -12833,7 +13614,14 @@
                 <w:spacing w:val="-2"/>
                 <w:sz w:val="24"/>
               </w:rPr>
-              <w:t>2024-01-</w:t>
+              <w:t>2025</w:t>
+            </w:r>
+            <w:r>
+              <w:rPr>
+                <w:spacing w:val="-2"/>
+                <w:sz w:val="24"/>
+              </w:rPr>
+              <w:t>-01-</w:t>
             </w:r>
             <w:r>
               <w:rPr>
@@ -12951,7 +13739,14 @@
                 <w:spacing w:val="-2"/>
                 <w:sz w:val="24"/>
               </w:rPr>
-              <w:t>2024-01-</w:t>
+              <w:t>2025</w:t>
+            </w:r>
+            <w:r>
+              <w:rPr>
+                <w:spacing w:val="-2"/>
+                <w:sz w:val="24"/>
+              </w:rPr>
+              <w:t>-01-</w:t>
             </w:r>
             <w:r>
               <w:rPr>
@@ -13072,7 +13867,14 @@
                 <w:spacing w:val="-2"/>
                 <w:sz w:val="24"/>
               </w:rPr>
-              <w:t>2024-01-</w:t>
+              <w:t>2025</w:t>
+            </w:r>
+            <w:r>
+              <w:rPr>
+                <w:spacing w:val="-2"/>
+                <w:sz w:val="24"/>
+              </w:rPr>
+              <w:t>-01-</w:t>
             </w:r>
             <w:r>
               <w:rPr>
@@ -13189,7 +13991,14 @@
                 <w:spacing w:val="-2"/>
                 <w:sz w:val="24"/>
               </w:rPr>
-              <w:t>2024-02-</w:t>
+              <w:t>2025</w:t>
+            </w:r>
+            <w:r>
+              <w:rPr>
+                <w:spacing w:val="-2"/>
+                <w:sz w:val="24"/>
+              </w:rPr>
+              <w:t>-02-</w:t>
             </w:r>
             <w:r>
               <w:rPr>
@@ -13306,7 +14115,14 @@
                 <w:spacing w:val="-2"/>
                 <w:sz w:val="24"/>
               </w:rPr>
-              <w:t>2024-02-</w:t>
+              <w:t>2025</w:t>
+            </w:r>
+            <w:r>
+              <w:rPr>
+                <w:spacing w:val="-2"/>
+                <w:sz w:val="24"/>
+              </w:rPr>
+              <w:t>-02-</w:t>
             </w:r>
             <w:r>
               <w:rPr>
@@ -13423,7 +14239,14 @@
                 <w:spacing w:val="-2"/>
                 <w:sz w:val="24"/>
               </w:rPr>
-              <w:t>2024-02-</w:t>
+              <w:t>2025</w:t>
+            </w:r>
+            <w:r>
+              <w:rPr>
+                <w:spacing w:val="-2"/>
+                <w:sz w:val="24"/>
+              </w:rPr>
+              <w:t>-02-</w:t>
             </w:r>
             <w:r>
               <w:rPr>
@@ -13540,7 +14363,14 @@
                 <w:spacing w:val="-2"/>
                 <w:sz w:val="24"/>
               </w:rPr>
-              <w:t>2024-02-</w:t>
+              <w:t>2025</w:t>
+            </w:r>
+            <w:r>
+              <w:rPr>
+                <w:spacing w:val="-2"/>
+                <w:sz w:val="24"/>
+              </w:rPr>
+              <w:t>-02-</w:t>
             </w:r>
             <w:r>
               <w:rPr>
@@ -13658,7 +14488,14 @@
                 <w:spacing w:val="-2"/>
                 <w:sz w:val="24"/>
               </w:rPr>
-              <w:t>2024-02-</w:t>
+              <w:t>2025</w:t>
+            </w:r>
+            <w:r>
+              <w:rPr>
+                <w:spacing w:val="-2"/>
+                <w:sz w:val="24"/>
+              </w:rPr>
+              <w:t>-02-</w:t>
             </w:r>
             <w:r>
               <w:rPr>
@@ -13779,7 +14616,14 @@
                 <w:spacing w:val="-2"/>
                 <w:sz w:val="24"/>
               </w:rPr>
-              <w:t>2024-02-</w:t>
+              <w:t>2025</w:t>
+            </w:r>
+            <w:r>
+              <w:rPr>
+                <w:spacing w:val="-2"/>
+                <w:sz w:val="24"/>
+              </w:rPr>
+              <w:t>-02-</w:t>
             </w:r>
             <w:r>
               <w:rPr>
@@ -15283,7 +16127,13 @@
         <w:pStyle w:val="2"/>
       </w:pPr>
       <w:r>
-        <w:t>Определить товары, которые поступили в «Овощной отдел», но не были отпущены до 01.03.2024.</w:t>
+        <w:t>Определить товары, которые поступили в «Овощной отдел», но не были отпущены до 01.03.</w:t>
+      </w:r>
+      <w:r>
+        <w:t>2025</w:t>
+      </w:r>
+      <w:r>
+        <w:t>.</w:t>
       </w:r>
     </w:p>
     <w:p>
@@ -15669,7 +16519,14 @@
                 <w:spacing w:val="-2"/>
                 <w:sz w:val="24"/>
               </w:rPr>
-              <w:t>2024-01-</w:t>
+              <w:t>2025</w:t>
+            </w:r>
+            <w:r>
+              <w:rPr>
+                <w:spacing w:val="-2"/>
+                <w:sz w:val="24"/>
+              </w:rPr>
+              <w:t>-01-</w:t>
             </w:r>
             <w:r>
               <w:rPr>
@@ -15765,7 +16622,14 @@
                 <w:spacing w:val="-2"/>
                 <w:sz w:val="24"/>
               </w:rPr>
-              <w:t>2024-01-</w:t>
+              <w:t>2025</w:t>
+            </w:r>
+            <w:r>
+              <w:rPr>
+                <w:spacing w:val="-2"/>
+                <w:sz w:val="24"/>
+              </w:rPr>
+              <w:t>-01-</w:t>
             </w:r>
             <w:r>
               <w:rPr>
@@ -15864,7 +16728,14 @@
                 <w:spacing w:val="-2"/>
                 <w:sz w:val="24"/>
               </w:rPr>
-              <w:t>2024-02-</w:t>
+              <w:t>2025</w:t>
+            </w:r>
+            <w:r>
+              <w:rPr>
+                <w:spacing w:val="-2"/>
+                <w:sz w:val="24"/>
+              </w:rPr>
+              <w:t>-02-</w:t>
             </w:r>
             <w:r>
               <w:rPr>
@@ -16375,7 +17246,14 @@
                 <w:spacing w:val="-2"/>
                 <w:sz w:val="24"/>
               </w:rPr>
-              <w:t>2024-01-</w:t>
+              <w:t>2025</w:t>
+            </w:r>
+            <w:r>
+              <w:rPr>
+                <w:spacing w:val="-2"/>
+                <w:sz w:val="24"/>
+              </w:rPr>
+              <w:t>-01-</w:t>
             </w:r>
             <w:r>
               <w:rPr>
@@ -16471,7 +17349,14 @@
                 <w:spacing w:val="-2"/>
                 <w:sz w:val="24"/>
               </w:rPr>
-              <w:t>2024-01-</w:t>
+              <w:t>2025</w:t>
+            </w:r>
+            <w:r>
+              <w:rPr>
+                <w:spacing w:val="-2"/>
+                <w:sz w:val="24"/>
+              </w:rPr>
+              <w:t>-01-</w:t>
             </w:r>
             <w:r>
               <w:rPr>
@@ -16567,7 +17452,14 @@
                 <w:spacing w:val="-2"/>
                 <w:sz w:val="24"/>
               </w:rPr>
-              <w:t>2024-02-</w:t>
+              <w:t>2025</w:t>
+            </w:r>
+            <w:r>
+              <w:rPr>
+                <w:spacing w:val="-2"/>
+                <w:sz w:val="24"/>
+              </w:rPr>
+              <w:t>-02-</w:t>
             </w:r>
             <w:r>
               <w:rPr>
@@ -17357,53 +18249,180 @@
         <w:t>R</w:t>
       </w:r>
       <w:r>
-        <w:t xml:space="preserve">1, добавив столбец «Наименование товара», </w:t>
-      </w:r>
-      <w:proofErr w:type="spellStart"/>
-      <w:r>
-        <w:t>просуммировар</w:t>
-      </w:r>
-      <w:proofErr w:type="spellEnd"/>
-      <w:r>
-        <w:t xml:space="preserve"> столбцы «Количество», добавив столбец «Сумма» и убрав столбец «Код поставщица»</w:t>
+        <w:t>1, добавив</w:t>
+      </w:r>
+      <w:r>
+        <w:t xml:space="preserve"> столбец «Наименование товара» и </w:t>
+      </w:r>
+      <w:r>
+        <w:t>столбец «Сумма» и убрав столбец «Код поставщица»</w:t>
       </w:r>
       <w:r>
         <w:t>.</w:t>
       </w:r>
     </w:p>
     <w:p>
+      <w:pPr>
+        <w:rPr>
+          <w:rFonts w:cs="Times New Roman"/>
+          <w:i/>
+          <w:color w:val="767171" w:themeColor="background2" w:themeShade="80"/>
+          <w:szCs w:val="28"/>
+        </w:rPr>
+      </w:pPr>
+      <w:r>
+        <w:rPr>
+          <w:rFonts w:cs="Times New Roman"/>
+          <w:i/>
+          <w:color w:val="767171" w:themeColor="background2" w:themeShade="80"/>
+          <w:szCs w:val="28"/>
+          <w:lang w:val="en-US"/>
+        </w:rPr>
+        <w:t>R</w:t>
+      </w:r>
+      <w:r>
+        <w:rPr>
+          <w:rFonts w:cs="Times New Roman"/>
+          <w:i/>
+          <w:color w:val="767171" w:themeColor="background2" w:themeShade="80"/>
+          <w:szCs w:val="28"/>
+        </w:rPr>
+        <w:t xml:space="preserve">17 = </w:t>
+      </w:r>
       <w:proofErr w:type="gramStart"/>
       <w:r>
         <w:rPr>
+          <w:rFonts w:cs="Times New Roman"/>
+          <w:i/>
+          <w:color w:val="767171" w:themeColor="background2" w:themeShade="80"/>
+          <w:szCs w:val="28"/>
           <w:lang w:val="en-US"/>
         </w:rPr>
         <w:t>R</w:t>
       </w:r>
       <w:r>
-        <w:t>f</w:t>
+        <w:rPr>
+          <w:rFonts w:cs="Times New Roman"/>
+          <w:i/>
+          <w:color w:val="767171" w:themeColor="background2" w:themeShade="80"/>
+          <w:szCs w:val="28"/>
+        </w:rPr>
+        <w:t>1[</w:t>
       </w:r>
       <w:proofErr w:type="gramEnd"/>
+      <w:r>
+        <w:rPr>
+          <w:rFonts w:cs="Times New Roman"/>
+          <w:i/>
+          <w:color w:val="767171" w:themeColor="background2" w:themeShade="80"/>
+          <w:szCs w:val="28"/>
+        </w:rPr>
+        <w:t xml:space="preserve">Код товара, Сумма = </w:t>
+      </w:r>
+      <w:r>
+        <w:rPr>
+          <w:rFonts w:cs="Times New Roman"/>
+          <w:i/>
+          <w:color w:val="767171" w:themeColor="background2" w:themeShade="80"/>
+          <w:spacing w:val="-4"/>
+          <w:szCs w:val="28"/>
+        </w:rPr>
+        <w:t>Цена</w:t>
+      </w:r>
+      <w:r>
+        <w:rPr>
+          <w:rFonts w:cs="Times New Roman"/>
+          <w:i/>
+          <w:color w:val="767171" w:themeColor="background2" w:themeShade="80"/>
+          <w:szCs w:val="28"/>
+        </w:rPr>
+        <w:t xml:space="preserve"> </w:t>
+      </w:r>
+      <w:r>
+        <w:rPr>
+          <w:rFonts w:cs="Times New Roman"/>
+          <w:i/>
+          <w:color w:val="767171" w:themeColor="background2" w:themeShade="80"/>
+          <w:spacing w:val="-2"/>
+          <w:szCs w:val="28"/>
+        </w:rPr>
+        <w:t>поступления (руб.) * Количество</w:t>
+      </w:r>
+      <w:proofErr w:type="gramStart"/>
+      <w:r>
+        <w:rPr>
+          <w:rFonts w:cs="Times New Roman"/>
+          <w:i/>
+          <w:color w:val="767171" w:themeColor="background2" w:themeShade="80"/>
+          <w:szCs w:val="28"/>
+        </w:rPr>
+        <w:t xml:space="preserve">] </w:t>
+      </w:r>
+      <m:oMath>
+        <m:r>
+          <w:rPr>
+            <w:rFonts w:ascii="Cambria Math" w:hAnsi="Cambria Math" w:cs="Times New Roman"/>
+            <w:color w:val="767171" w:themeColor="background2" w:themeShade="80"/>
+            <w:szCs w:val="28"/>
+          </w:rPr>
+          <m:t>∩</m:t>
+        </m:r>
+      </m:oMath>
+      <w:r>
+        <w:rPr>
+          <w:rFonts w:eastAsiaTheme="minorEastAsia" w:cs="Times New Roman"/>
+          <w:i/>
+          <w:color w:val="767171" w:themeColor="background2" w:themeShade="80"/>
+          <w:szCs w:val="28"/>
+        </w:rPr>
+        <w:t xml:space="preserve"> </w:t>
+      </w:r>
+      <w:r>
+        <w:rPr>
+          <w:rFonts w:eastAsiaTheme="minorEastAsia" w:cs="Times New Roman"/>
+          <w:i/>
+          <w:color w:val="767171" w:themeColor="background2" w:themeShade="80"/>
+          <w:szCs w:val="28"/>
+          <w:lang w:val="en-US"/>
+        </w:rPr>
+        <w:t>R</w:t>
+      </w:r>
+      <w:proofErr w:type="gramEnd"/>
+      <w:r>
+        <w:rPr>
+          <w:rFonts w:eastAsiaTheme="minorEastAsia" w:cs="Times New Roman"/>
+          <w:i/>
+          <w:color w:val="767171" w:themeColor="background2" w:themeShade="80"/>
+          <w:szCs w:val="28"/>
+        </w:rPr>
+        <w:t xml:space="preserve">2[Код товара] </w:t>
+      </w:r>
     </w:p>
     <w:p>
       <w:pPr>
         <w:ind w:firstLine="0"/>
         <w:rPr>
           <w:i/>
+        </w:rPr>
+      </w:pPr>
+      <w:r>
+        <w:rPr>
+          <w:i/>
+        </w:rPr>
+        <w:t xml:space="preserve">Таблица </w:t>
+      </w:r>
+      <w:r>
+        <w:rPr>
+          <w:i/>
           <w:lang w:val="en-US"/>
         </w:rPr>
-      </w:pPr>
-      <w:r>
-        <w:rPr>
-          <w:i/>
-        </w:rPr>
-        <w:t xml:space="preserve">Таблица </w:t>
-      </w:r>
-      <w:r>
-        <w:rPr>
-          <w:i/>
-          <w:lang w:val="en-US"/>
-        </w:rPr>
-        <w:t>R17</w:t>
+        <w:t>R</w:t>
+      </w:r>
+      <w:r>
+        <w:rPr>
+          <w:i/>
+        </w:rPr>
+        <w:t>17</w:t>
       </w:r>
     </w:p>
     <w:tbl>
@@ -17431,7 +18450,7 @@
       </w:tblGrid>
       <w:tr>
         <w:trPr>
-          <w:trHeight w:val="561"/>
+          <w:trHeight w:val="850"/>
         </w:trPr>
         <w:tc>
           <w:tcPr>
@@ -17656,7 +18675,14 @@
                 <w:spacing w:val="-2"/>
                 <w:sz w:val="24"/>
               </w:rPr>
-              <w:t>2024-01-</w:t>
+              <w:t>2025</w:t>
+            </w:r>
+            <w:r>
+              <w:rPr>
+                <w:spacing w:val="-2"/>
+                <w:sz w:val="24"/>
+              </w:rPr>
+              <w:t>-01-</w:t>
             </w:r>
             <w:r>
               <w:rPr>
@@ -17700,6 +18726,49 @@
               <w:ind w:left="106" w:firstLine="18"/>
               <w:rPr>
                 <w:sz w:val="24"/>
+              </w:rPr>
+            </w:pPr>
+            <w:r>
+              <w:rPr>
+                <w:spacing w:val="-5"/>
+                <w:sz w:val="24"/>
+              </w:rPr>
+              <w:t>200</w:t>
+            </w:r>
+          </w:p>
+        </w:tc>
+        <w:tc>
+          <w:tcPr>
+            <w:tcW w:w="2271" w:type="dxa"/>
+          </w:tcPr>
+          <w:p>
+            <w:pPr>
+              <w:pStyle w:val="TableParagraph"/>
+              <w:ind w:left="105" w:firstLine="18"/>
+              <w:rPr>
+                <w:sz w:val="24"/>
+              </w:rPr>
+            </w:pPr>
+            <w:r>
+              <w:rPr>
+                <w:spacing w:val="-5"/>
+                <w:sz w:val="24"/>
+              </w:rPr>
+              <w:t>30</w:t>
+            </w:r>
+          </w:p>
+        </w:tc>
+        <w:tc>
+          <w:tcPr>
+            <w:tcW w:w="2271" w:type="dxa"/>
+          </w:tcPr>
+          <w:p>
+            <w:pPr>
+              <w:pStyle w:val="TableParagraph"/>
+              <w:ind w:left="105" w:firstLine="18"/>
+              <w:rPr>
+                <w:spacing w:val="-5"/>
+                <w:sz w:val="24"/>
                 <w:lang w:val="ru-RU"/>
               </w:rPr>
             </w:pPr>
@@ -17709,52 +18778,7 @@
                 <w:sz w:val="24"/>
                 <w:lang w:val="ru-RU"/>
               </w:rPr>
-              <w:t>350</w:t>
-            </w:r>
-          </w:p>
-        </w:tc>
-        <w:tc>
-          <w:tcPr>
-            <w:tcW w:w="2271" w:type="dxa"/>
-          </w:tcPr>
-          <w:p>
-            <w:pPr>
-              <w:pStyle w:val="TableParagraph"/>
-              <w:ind w:left="105" w:firstLine="18"/>
-              <w:rPr>
-                <w:sz w:val="24"/>
-              </w:rPr>
-            </w:pPr>
-            <w:r>
-              <w:rPr>
-                <w:spacing w:val="-5"/>
-                <w:sz w:val="24"/>
-              </w:rPr>
-              <w:t>30</w:t>
-            </w:r>
-          </w:p>
-        </w:tc>
-        <w:tc>
-          <w:tcPr>
-            <w:tcW w:w="2271" w:type="dxa"/>
-          </w:tcPr>
-          <w:p>
-            <w:pPr>
-              <w:pStyle w:val="TableParagraph"/>
-              <w:ind w:left="105" w:firstLine="18"/>
-              <w:rPr>
-                <w:spacing w:val="-5"/>
-                <w:sz w:val="24"/>
-                <w:lang w:val="ru-RU"/>
-              </w:rPr>
-            </w:pPr>
-            <w:r>
-              <w:rPr>
-                <w:spacing w:val="-5"/>
-                <w:sz w:val="24"/>
-                <w:lang w:val="ru-RU"/>
-              </w:rPr>
-              <w:t>10500</w:t>
+              <w:t>6000</w:t>
             </w:r>
           </w:p>
         </w:tc>
@@ -17780,7 +18804,14 @@
                 <w:spacing w:val="-2"/>
                 <w:sz w:val="24"/>
               </w:rPr>
-              <w:t>2024-01-</w:t>
+              <w:t>2025</w:t>
+            </w:r>
+            <w:r>
+              <w:rPr>
+                <w:spacing w:val="-2"/>
+                <w:sz w:val="24"/>
+              </w:rPr>
+              <w:t>-01-</w:t>
             </w:r>
             <w:r>
               <w:rPr>
@@ -17903,7 +18934,14 @@
                 <w:sz w:val="24"/>
               </w:rPr>
               <w:lastRenderedPageBreak/>
-              <w:t>2024-01-</w:t>
+              <w:t>2025</w:t>
+            </w:r>
+            <w:r>
+              <w:rPr>
+                <w:spacing w:val="-2"/>
+                <w:sz w:val="24"/>
+              </w:rPr>
+              <w:t>-01-</w:t>
             </w:r>
             <w:r>
               <w:rPr>
@@ -18026,7 +19064,14 @@
                 <w:spacing w:val="-2"/>
                 <w:sz w:val="24"/>
               </w:rPr>
-              <w:t>2024-01-</w:t>
+              <w:t>2025</w:t>
+            </w:r>
+            <w:r>
+              <w:rPr>
+                <w:spacing w:val="-2"/>
+                <w:sz w:val="24"/>
+              </w:rPr>
+              <w:t>-01-</w:t>
             </w:r>
             <w:r>
               <w:rPr>
@@ -18152,7 +19197,14 @@
                 <w:spacing w:val="-2"/>
                 <w:sz w:val="24"/>
               </w:rPr>
-              <w:t>2024-01-</w:t>
+              <w:t>2025</w:t>
+            </w:r>
+            <w:r>
+              <w:rPr>
+                <w:spacing w:val="-2"/>
+                <w:sz w:val="24"/>
+              </w:rPr>
+              <w:t>-01-</w:t>
             </w:r>
             <w:r>
               <w:rPr>
@@ -18274,7 +19326,14 @@
                 <w:spacing w:val="-2"/>
                 <w:sz w:val="24"/>
               </w:rPr>
-              <w:t>2024-01-</w:t>
+              <w:t>2025</w:t>
+            </w:r>
+            <w:r>
+              <w:rPr>
+                <w:spacing w:val="-2"/>
+                <w:sz w:val="24"/>
+              </w:rPr>
+              <w:t>-01-</w:t>
             </w:r>
             <w:r>
               <w:rPr>
@@ -18396,7 +19455,14 @@
                 <w:spacing w:val="-2"/>
                 <w:sz w:val="24"/>
               </w:rPr>
-              <w:t>2024-02-</w:t>
+              <w:t>2025</w:t>
+            </w:r>
+            <w:r>
+              <w:rPr>
+                <w:spacing w:val="-2"/>
+                <w:sz w:val="24"/>
+              </w:rPr>
+              <w:t>-02-</w:t>
             </w:r>
             <w:r>
               <w:rPr>
@@ -18518,7 +19584,14 @@
                 <w:spacing w:val="-2"/>
                 <w:sz w:val="24"/>
               </w:rPr>
-              <w:t>2024-02-</w:t>
+              <w:t>2025</w:t>
+            </w:r>
+            <w:r>
+              <w:rPr>
+                <w:spacing w:val="-2"/>
+                <w:sz w:val="24"/>
+              </w:rPr>
+              <w:t>-02-</w:t>
             </w:r>
             <w:r>
               <w:rPr>
@@ -18630,18 +19703,155 @@
           <w:p>
             <w:pPr>
               <w:pStyle w:val="TableParagraph"/>
+              <w:ind w:firstLine="18"/>
+              <w:rPr>
+                <w:sz w:val="24"/>
+              </w:rPr>
+            </w:pPr>
+            <w:r>
+              <w:rPr>
+                <w:spacing w:val="-2"/>
+                <w:sz w:val="24"/>
+              </w:rPr>
+              <w:t>2025</w:t>
+            </w:r>
+            <w:r>
+              <w:rPr>
+                <w:spacing w:val="-2"/>
+                <w:sz w:val="24"/>
+              </w:rPr>
+              <w:t>-02-</w:t>
+            </w:r>
+            <w:r>
+              <w:rPr>
+                <w:spacing w:val="-5"/>
+                <w:sz w:val="24"/>
+              </w:rPr>
+              <w:t>12</w:t>
+            </w:r>
+          </w:p>
+        </w:tc>
+        <w:tc>
+          <w:tcPr>
+            <w:tcW w:w="1648" w:type="dxa"/>
+          </w:tcPr>
+          <w:p>
+            <w:pPr>
+              <w:pStyle w:val="TableParagraph"/>
               <w:spacing w:line="258" w:lineRule="exact"/>
               <w:ind w:firstLine="18"/>
               <w:rPr>
                 <w:sz w:val="24"/>
-              </w:rPr>
-            </w:pPr>
-            <w:r>
-              <w:rPr>
-                <w:spacing w:val="-2"/>
-                <w:sz w:val="24"/>
-              </w:rPr>
-              <w:t>2024-02-</w:t>
+                <w:lang w:val="ru-RU"/>
+              </w:rPr>
+            </w:pPr>
+            <w:r>
+              <w:rPr>
+                <w:sz w:val="24"/>
+                <w:lang w:val="ru-RU"/>
+              </w:rPr>
+              <w:t>Картофель</w:t>
+            </w:r>
+          </w:p>
+        </w:tc>
+        <w:tc>
+          <w:tcPr>
+            <w:tcW w:w="1260" w:type="dxa"/>
+          </w:tcPr>
+          <w:p>
+            <w:pPr>
+              <w:pStyle w:val="TableParagraph"/>
+              <w:ind w:left="106" w:firstLine="18"/>
+              <w:rPr>
+                <w:sz w:val="24"/>
+              </w:rPr>
+            </w:pPr>
+            <w:r>
+              <w:rPr>
+                <w:spacing w:val="-5"/>
+                <w:sz w:val="24"/>
+              </w:rPr>
+              <w:t>150</w:t>
+            </w:r>
+          </w:p>
+        </w:tc>
+        <w:tc>
+          <w:tcPr>
+            <w:tcW w:w="2271" w:type="dxa"/>
+          </w:tcPr>
+          <w:p>
+            <w:pPr>
+              <w:pStyle w:val="TableParagraph"/>
+              <w:ind w:left="105" w:firstLine="18"/>
+              <w:rPr>
+                <w:sz w:val="24"/>
+              </w:rPr>
+            </w:pPr>
+            <w:r>
+              <w:rPr>
+                <w:spacing w:val="-5"/>
+                <w:sz w:val="24"/>
+              </w:rPr>
+              <w:t>30</w:t>
+            </w:r>
+          </w:p>
+        </w:tc>
+        <w:tc>
+          <w:tcPr>
+            <w:tcW w:w="2271" w:type="dxa"/>
+          </w:tcPr>
+          <w:p>
+            <w:pPr>
+              <w:pStyle w:val="TableParagraph"/>
+              <w:spacing w:line="258" w:lineRule="exact"/>
+              <w:ind w:left="105" w:firstLine="18"/>
+              <w:rPr>
+                <w:spacing w:val="-5"/>
+                <w:sz w:val="24"/>
+                <w:lang w:val="ru-RU"/>
+              </w:rPr>
+            </w:pPr>
+            <w:r>
+              <w:rPr>
+                <w:spacing w:val="-5"/>
+                <w:sz w:val="24"/>
+                <w:lang w:val="ru-RU"/>
+              </w:rPr>
+              <w:t>4500</w:t>
+            </w:r>
+          </w:p>
+        </w:tc>
+      </w:tr>
+      <w:tr>
+        <w:trPr>
+          <w:trHeight w:val="281"/>
+        </w:trPr>
+        <w:tc>
+          <w:tcPr>
+            <w:tcW w:w="1774" w:type="dxa"/>
+          </w:tcPr>
+          <w:p>
+            <w:pPr>
+              <w:pStyle w:val="TableParagraph"/>
+              <w:spacing w:line="258" w:lineRule="exact"/>
+              <w:ind w:firstLine="18"/>
+              <w:rPr>
+                <w:sz w:val="24"/>
+              </w:rPr>
+            </w:pPr>
+            <w:r>
+              <w:rPr>
+                <w:spacing w:val="-2"/>
+                <w:sz w:val="24"/>
+              </w:rPr>
+              <w:t>2025</w:t>
+            </w:r>
+            <w:r>
+              <w:rPr>
+                <w:spacing w:val="-2"/>
+                <w:sz w:val="24"/>
+              </w:rPr>
+              <w:t>-02-</w:t>
             </w:r>
             <w:r>
               <w:rPr>
@@ -18662,6 +19872,7 @@
               <w:spacing w:line="258" w:lineRule="exact"/>
               <w:ind w:firstLine="18"/>
               <w:rPr>
+                <w:spacing w:val="-2"/>
                 <w:sz w:val="24"/>
               </w:rPr>
             </w:pPr>
@@ -18732,7 +19943,6 @@
               <w:rPr>
                 <w:spacing w:val="-5"/>
                 <w:sz w:val="24"/>
-                <w:lang w:val="ru-RU"/>
               </w:rPr>
             </w:pPr>
             <w:r>
@@ -18758,6 +19968,26 @@
       </w:r>
     </w:p>
     <w:p>
+      <w:pPr>
+        <w:pStyle w:val="2"/>
+      </w:pPr>
+      <w:r>
+        <w:t>Определить товары, которые как поступали на склад, так и отпускались за период с 10.01.</w:t>
+      </w:r>
+      <w:r>
+        <w:t>2025</w:t>
+      </w:r>
+      <w:r>
+        <w:t xml:space="preserve"> по 05.03.</w:t>
+      </w:r>
+      <w:r>
+        <w:t>2025</w:t>
+      </w:r>
+      <w:r>
+        <w:t>.</w:t>
+      </w:r>
+    </w:p>
+    <w:p>
       <w:r>
         <w:t xml:space="preserve">Выполнил горизонтальный поиск </w:t>
       </w:r>
@@ -18790,45 +20020,139 @@
       </w:r>
       <w:r>
         <w:t>2 – Поступление товаров» по столбу «Дата поступления»</w:t>
+      </w:r>
+      <w:r>
+        <w:t>.</w:t>
       </w:r>
     </w:p>
     <w:p>
       <w:pPr>
         <w:rPr>
+          <w:i/>
+          <w:color w:val="767171" w:themeColor="background2" w:themeShade="80"/>
+        </w:rPr>
+      </w:pPr>
+      <w:r>
+        <w:rPr>
+          <w:i/>
+          <w:color w:val="767171" w:themeColor="background2" w:themeShade="80"/>
           <w:lang w:val="en-US"/>
         </w:rPr>
-      </w:pPr>
-      <w:proofErr w:type="spellStart"/>
+        <w:t>R</w:t>
+      </w:r>
+      <w:r>
+        <w:rPr>
+          <w:i/>
+          <w:color w:val="767171" w:themeColor="background2" w:themeShade="80"/>
+        </w:rPr>
+        <w:t xml:space="preserve">18 = </w:t>
+      </w:r>
       <w:proofErr w:type="gramStart"/>
       <w:r>
         <w:rPr>
+          <w:i/>
+          <w:color w:val="767171" w:themeColor="background2" w:themeShade="80"/>
           <w:lang w:val="en-US"/>
         </w:rPr>
-        <w:t>Rf</w:t>
-      </w:r>
-      <w:proofErr w:type="spellEnd"/>
+        <w:t>R</w:t>
+      </w:r>
       <w:proofErr w:type="gramEnd"/>
+      <w:r>
+        <w:rPr>
+          <w:i/>
+          <w:color w:val="767171" w:themeColor="background2" w:themeShade="80"/>
+        </w:rPr>
+        <w:t>2[</w:t>
+      </w:r>
+      <w:r>
+        <w:rPr>
+          <w:i/>
+          <w:color w:val="767171" w:themeColor="background2" w:themeShade="80"/>
+        </w:rPr>
+        <w:t>10.01.</w:t>
+      </w:r>
+      <w:r>
+        <w:rPr>
+          <w:i/>
+          <w:color w:val="767171" w:themeColor="background2" w:themeShade="80"/>
+        </w:rPr>
+        <w:t>2025</w:t>
+      </w:r>
+      <w:r>
+        <w:rPr>
+          <w:i/>
+          <w:color w:val="767171" w:themeColor="background2" w:themeShade="80"/>
+        </w:rPr>
+        <w:t xml:space="preserve"> </w:t>
+      </w:r>
+      <w:r>
+        <w:rPr>
+          <w:i/>
+          <w:color w:val="767171" w:themeColor="background2" w:themeShade="80"/>
+        </w:rPr>
+        <w:t xml:space="preserve">&lt;= </w:t>
+      </w:r>
+      <w:r>
+        <w:rPr>
+          <w:i/>
+          <w:color w:val="767171" w:themeColor="background2" w:themeShade="80"/>
+        </w:rPr>
+        <w:t>Дата поступления</w:t>
+      </w:r>
+      <w:r>
+        <w:rPr>
+          <w:i/>
+          <w:color w:val="767171" w:themeColor="background2" w:themeShade="80"/>
+        </w:rPr>
+        <w:t xml:space="preserve"> &lt;= </w:t>
+      </w:r>
+      <w:r>
+        <w:rPr>
+          <w:i/>
+          <w:color w:val="767171" w:themeColor="background2" w:themeShade="80"/>
+        </w:rPr>
+        <w:t>05.03.</w:t>
+      </w:r>
+      <w:r>
+        <w:rPr>
+          <w:i/>
+          <w:color w:val="767171" w:themeColor="background2" w:themeShade="80"/>
+        </w:rPr>
+        <w:t>2025</w:t>
+      </w:r>
+      <w:r>
+        <w:rPr>
+          <w:i/>
+          <w:color w:val="767171" w:themeColor="background2" w:themeShade="80"/>
+        </w:rPr>
+        <w:t>]</w:t>
+      </w:r>
     </w:p>
     <w:p>
       <w:pPr>
         <w:ind w:firstLine="0"/>
         <w:rPr>
           <w:i/>
+        </w:rPr>
+      </w:pPr>
+      <w:r>
+        <w:rPr>
+          <w:i/>
+        </w:rPr>
+        <w:t xml:space="preserve">Таблица </w:t>
+      </w:r>
+      <w:r>
+        <w:rPr>
+          <w:i/>
           <w:lang w:val="en-US"/>
         </w:rPr>
-      </w:pPr>
-      <w:r>
-        <w:rPr>
-          <w:i/>
-        </w:rPr>
-        <w:t xml:space="preserve">Таблица </w:t>
-      </w:r>
-      <w:r>
-        <w:rPr>
-          <w:i/>
-          <w:lang w:val="en-US"/>
-        </w:rPr>
-        <w:t>R18</w:t>
+        <w:t>R</w:t>
+      </w:r>
+      <w:r>
+        <w:rPr>
+          <w:i/>
+        </w:rPr>
+        <w:t>18</w:t>
       </w:r>
     </w:p>
     <w:tbl>
@@ -18956,7 +20280,14 @@
                 <w:spacing w:val="-2"/>
                 <w:sz w:val="24"/>
               </w:rPr>
-              <w:t>2024-01-</w:t>
+              <w:t>2025</w:t>
+            </w:r>
+            <w:r>
+              <w:rPr>
+                <w:spacing w:val="-2"/>
+                <w:sz w:val="24"/>
+              </w:rPr>
+              <w:t>-01-</w:t>
             </w:r>
             <w:r>
               <w:rPr>
@@ -19010,7 +20341,14 @@
                 <w:spacing w:val="-2"/>
                 <w:sz w:val="24"/>
               </w:rPr>
-              <w:t>2024-01-</w:t>
+              <w:t>2025</w:t>
+            </w:r>
+            <w:r>
+              <w:rPr>
+                <w:spacing w:val="-2"/>
+                <w:sz w:val="24"/>
+              </w:rPr>
+              <w:t>-01-</w:t>
             </w:r>
             <w:r>
               <w:rPr>
@@ -19064,7 +20402,14 @@
                 <w:spacing w:val="-2"/>
                 <w:sz w:val="24"/>
               </w:rPr>
-              <w:t>2024-01-</w:t>
+              <w:t>2025</w:t>
+            </w:r>
+            <w:r>
+              <w:rPr>
+                <w:spacing w:val="-2"/>
+                <w:sz w:val="24"/>
+              </w:rPr>
+              <w:t>-01-</w:t>
             </w:r>
             <w:r>
               <w:rPr>
@@ -19119,7 +20464,14 @@
                 <w:spacing w:val="-2"/>
                 <w:sz w:val="24"/>
               </w:rPr>
-              <w:t>2024-01-</w:t>
+              <w:t>2025</w:t>
+            </w:r>
+            <w:r>
+              <w:rPr>
+                <w:spacing w:val="-2"/>
+                <w:sz w:val="24"/>
+              </w:rPr>
+              <w:t>-01-</w:t>
             </w:r>
             <w:r>
               <w:rPr>
@@ -19174,7 +20526,14 @@
                 <w:spacing w:val="-2"/>
                 <w:sz w:val="24"/>
               </w:rPr>
-              <w:t>2024-01-</w:t>
+              <w:t>2025</w:t>
+            </w:r>
+            <w:r>
+              <w:rPr>
+                <w:spacing w:val="-2"/>
+                <w:sz w:val="24"/>
+              </w:rPr>
+              <w:t>-01-</w:t>
             </w:r>
             <w:r>
               <w:rPr>
@@ -19228,7 +20587,14 @@
                 <w:spacing w:val="-2"/>
                 <w:sz w:val="24"/>
               </w:rPr>
-              <w:t>2024-01-</w:t>
+              <w:t>2025</w:t>
+            </w:r>
+            <w:r>
+              <w:rPr>
+                <w:spacing w:val="-2"/>
+                <w:sz w:val="24"/>
+              </w:rPr>
+              <w:t>-01-</w:t>
             </w:r>
             <w:r>
               <w:rPr>
@@ -19282,7 +20648,14 @@
                 <w:spacing w:val="-2"/>
                 <w:sz w:val="24"/>
               </w:rPr>
-              <w:t>2024-02-</w:t>
+              <w:t>2025</w:t>
+            </w:r>
+            <w:r>
+              <w:rPr>
+                <w:spacing w:val="-2"/>
+                <w:sz w:val="24"/>
+              </w:rPr>
+              <w:t>-02-</w:t>
             </w:r>
             <w:r>
               <w:rPr>
@@ -19336,7 +20709,14 @@
                 <w:spacing w:val="-2"/>
                 <w:sz w:val="24"/>
               </w:rPr>
-              <w:t>2024-02-</w:t>
+              <w:t>2025</w:t>
+            </w:r>
+            <w:r>
+              <w:rPr>
+                <w:spacing w:val="-2"/>
+                <w:sz w:val="24"/>
+              </w:rPr>
+              <w:t>-02-</w:t>
             </w:r>
             <w:r>
               <w:rPr>
@@ -19390,7 +20770,14 @@
                 <w:spacing w:val="-2"/>
                 <w:sz w:val="24"/>
               </w:rPr>
-              <w:t>2024-02-</w:t>
+              <w:t>2025</w:t>
+            </w:r>
+            <w:r>
+              <w:rPr>
+                <w:spacing w:val="-2"/>
+                <w:sz w:val="24"/>
+              </w:rPr>
+              <w:t>-02-</w:t>
             </w:r>
             <w:r>
               <w:rPr>
@@ -19445,7 +20832,14 @@
                 <w:spacing w:val="-2"/>
                 <w:sz w:val="24"/>
               </w:rPr>
-              <w:t>2024-02-</w:t>
+              <w:t>2025</w:t>
+            </w:r>
+            <w:r>
+              <w:rPr>
+                <w:spacing w:val="-2"/>
+                <w:sz w:val="24"/>
+              </w:rPr>
+              <w:t>-02-</w:t>
             </w:r>
             <w:r>
               <w:rPr>
@@ -19516,46 +20910,118 @@
         <w:t xml:space="preserve"> -</w:t>
       </w:r>
       <w:r>
-        <w:t xml:space="preserve"> Отпуск товаров» по столбу «Дата поступления»</w:t>
+        <w:t xml:space="preserve"> Отпуск товаров» по столбу «Дата </w:t>
+      </w:r>
+      <w:r>
+        <w:t>отпуска</w:t>
+      </w:r>
+      <w:r>
+        <w:t>»</w:t>
+      </w:r>
+      <w:r>
+        <w:t>.</w:t>
       </w:r>
     </w:p>
     <w:p>
       <w:pPr>
         <w:rPr>
+          <w:i/>
+          <w:color w:val="767171" w:themeColor="background2" w:themeShade="80"/>
+        </w:rPr>
+      </w:pPr>
+      <w:r>
+        <w:rPr>
+          <w:i/>
+          <w:color w:val="767171" w:themeColor="background2" w:themeShade="80"/>
           <w:lang w:val="en-US"/>
         </w:rPr>
-      </w:pPr>
-      <w:proofErr w:type="spellStart"/>
+        <w:t>R</w:t>
+      </w:r>
+      <w:r>
+        <w:rPr>
+          <w:i/>
+          <w:color w:val="767171" w:themeColor="background2" w:themeShade="80"/>
+        </w:rPr>
+        <w:t xml:space="preserve">19 = </w:t>
+      </w:r>
       <w:proofErr w:type="gramStart"/>
       <w:r>
         <w:rPr>
+          <w:i/>
+          <w:color w:val="767171" w:themeColor="background2" w:themeShade="80"/>
           <w:lang w:val="en-US"/>
         </w:rPr>
-        <w:t>Rf</w:t>
-      </w:r>
-      <w:proofErr w:type="spellEnd"/>
+        <w:t>R</w:t>
+      </w:r>
+      <w:r>
+        <w:rPr>
+          <w:i/>
+          <w:color w:val="767171" w:themeColor="background2" w:themeShade="80"/>
+        </w:rPr>
+        <w:t>3[</w:t>
+      </w:r>
       <w:proofErr w:type="gramEnd"/>
+      <w:r>
+        <w:rPr>
+          <w:i/>
+          <w:color w:val="767171" w:themeColor="background2" w:themeShade="80"/>
+        </w:rPr>
+        <w:t>10.01.</w:t>
+      </w:r>
+      <w:r>
+        <w:rPr>
+          <w:i/>
+          <w:color w:val="767171" w:themeColor="background2" w:themeShade="80"/>
+        </w:rPr>
+        <w:t>2025</w:t>
+      </w:r>
+      <w:r>
+        <w:rPr>
+          <w:i/>
+          <w:color w:val="767171" w:themeColor="background2" w:themeShade="80"/>
+        </w:rPr>
+        <w:t xml:space="preserve"> &lt;= Дата поступления &lt;= 05.03.</w:t>
+      </w:r>
+      <w:r>
+        <w:rPr>
+          <w:i/>
+          <w:color w:val="767171" w:themeColor="background2" w:themeShade="80"/>
+        </w:rPr>
+        <w:t>2025</w:t>
+      </w:r>
+      <w:r>
+        <w:rPr>
+          <w:i/>
+          <w:color w:val="767171" w:themeColor="background2" w:themeShade="80"/>
+        </w:rPr>
+        <w:t>]</w:t>
+      </w:r>
     </w:p>
     <w:p>
       <w:pPr>
         <w:ind w:firstLine="0"/>
         <w:rPr>
           <w:i/>
+        </w:rPr>
+      </w:pPr>
+      <w:r>
+        <w:rPr>
+          <w:i/>
+        </w:rPr>
+        <w:t xml:space="preserve">Таблица </w:t>
+      </w:r>
+      <w:r>
+        <w:rPr>
+          <w:i/>
           <w:lang w:val="en-US"/>
         </w:rPr>
-      </w:pPr>
-      <w:r>
-        <w:rPr>
-          <w:i/>
-        </w:rPr>
-        <w:t xml:space="preserve">Таблица </w:t>
-      </w:r>
-      <w:r>
-        <w:rPr>
-          <w:i/>
-          <w:lang w:val="en-US"/>
-        </w:rPr>
-        <w:t>R19</w:t>
+        <w:t>R</w:t>
+      </w:r>
+      <w:r>
+        <w:rPr>
+          <w:i/>
+        </w:rPr>
+        <w:t>19</w:t>
       </w:r>
     </w:p>
     <w:tbl>
@@ -19688,7 +21154,14 @@
                 <w:spacing w:val="-2"/>
                 <w:sz w:val="24"/>
               </w:rPr>
-              <w:t>2024-01-</w:t>
+              <w:t>2025</w:t>
+            </w:r>
+            <w:r>
+              <w:rPr>
+                <w:spacing w:val="-2"/>
+                <w:sz w:val="24"/>
+              </w:rPr>
+              <w:t>-01-</w:t>
             </w:r>
             <w:r>
               <w:rPr>
@@ -19742,7 +21215,14 @@
                 <w:spacing w:val="-2"/>
                 <w:sz w:val="24"/>
               </w:rPr>
-              <w:t>2024-01-</w:t>
+              <w:t>2025</w:t>
+            </w:r>
+            <w:r>
+              <w:rPr>
+                <w:spacing w:val="-2"/>
+                <w:sz w:val="24"/>
+              </w:rPr>
+              <w:t>-01-</w:t>
             </w:r>
             <w:r>
               <w:rPr>
@@ -19796,7 +21276,14 @@
                 <w:spacing w:val="-2"/>
                 <w:sz w:val="24"/>
               </w:rPr>
-              <w:t>2024-01-</w:t>
+              <w:t>2025</w:t>
+            </w:r>
+            <w:r>
+              <w:rPr>
+                <w:spacing w:val="-2"/>
+                <w:sz w:val="24"/>
+              </w:rPr>
+              <w:t>-01-</w:t>
             </w:r>
             <w:r>
               <w:rPr>
@@ -19850,7 +21337,14 @@
                 <w:spacing w:val="-2"/>
                 <w:sz w:val="24"/>
               </w:rPr>
-              <w:t>2024-01-</w:t>
+              <w:t>2025</w:t>
+            </w:r>
+            <w:r>
+              <w:rPr>
+                <w:spacing w:val="-2"/>
+                <w:sz w:val="24"/>
+              </w:rPr>
+              <w:t>-01-</w:t>
             </w:r>
             <w:r>
               <w:rPr>
@@ -19904,7 +21398,14 @@
                 <w:spacing w:val="-2"/>
                 <w:sz w:val="24"/>
               </w:rPr>
-              <w:t>2024-01-</w:t>
+              <w:t>2025</w:t>
+            </w:r>
+            <w:r>
+              <w:rPr>
+                <w:spacing w:val="-2"/>
+                <w:sz w:val="24"/>
+              </w:rPr>
+              <w:t>-01-</w:t>
             </w:r>
             <w:r>
               <w:rPr>
@@ -19959,7 +21460,15 @@
                 <w:spacing w:val="-2"/>
                 <w:sz w:val="24"/>
               </w:rPr>
-              <w:t>2024-01-</w:t>
+              <w:lastRenderedPageBreak/>
+              <w:t>2025</w:t>
+            </w:r>
+            <w:r>
+              <w:rPr>
+                <w:spacing w:val="-2"/>
+                <w:sz w:val="24"/>
+              </w:rPr>
+              <w:t>-01-</w:t>
             </w:r>
             <w:r>
               <w:rPr>
@@ -20014,7 +21523,14 @@
                 <w:spacing w:val="-2"/>
                 <w:sz w:val="24"/>
               </w:rPr>
-              <w:t>2024-01-</w:t>
+              <w:t>2025</w:t>
+            </w:r>
+            <w:r>
+              <w:rPr>
+                <w:spacing w:val="-2"/>
+                <w:sz w:val="24"/>
+              </w:rPr>
+              <w:t>-01-</w:t>
             </w:r>
             <w:r>
               <w:rPr>
@@ -20068,7 +21584,14 @@
                 <w:spacing w:val="-2"/>
                 <w:sz w:val="24"/>
               </w:rPr>
-              <w:t>2024-02-</w:t>
+              <w:t>2025</w:t>
+            </w:r>
+            <w:r>
+              <w:rPr>
+                <w:spacing w:val="-2"/>
+                <w:sz w:val="24"/>
+              </w:rPr>
+              <w:t>-02-</w:t>
             </w:r>
             <w:r>
               <w:rPr>
@@ -20122,7 +21645,14 @@
                 <w:spacing w:val="-2"/>
                 <w:sz w:val="24"/>
               </w:rPr>
-              <w:t>2024-02-</w:t>
+              <w:t>2025</w:t>
+            </w:r>
+            <w:r>
+              <w:rPr>
+                <w:spacing w:val="-2"/>
+                <w:sz w:val="24"/>
+              </w:rPr>
+              <w:t>-02-</w:t>
             </w:r>
             <w:r>
               <w:rPr>
@@ -20176,7 +21706,14 @@
                 <w:spacing w:val="-2"/>
                 <w:sz w:val="24"/>
               </w:rPr>
-              <w:t>2024-02-</w:t>
+              <w:t>2025</w:t>
+            </w:r>
+            <w:r>
+              <w:rPr>
+                <w:spacing w:val="-2"/>
+                <w:sz w:val="24"/>
+              </w:rPr>
+              <w:t>-02-</w:t>
             </w:r>
             <w:r>
               <w:rPr>
@@ -20230,7 +21767,14 @@
                 <w:spacing w:val="-2"/>
                 <w:sz w:val="24"/>
               </w:rPr>
-              <w:t>2024-02-</w:t>
+              <w:t>2025</w:t>
+            </w:r>
+            <w:r>
+              <w:rPr>
+                <w:spacing w:val="-2"/>
+                <w:sz w:val="24"/>
+              </w:rPr>
+              <w:t>-02-</w:t>
             </w:r>
             <w:r>
               <w:rPr>
@@ -20285,8 +21829,14 @@
                 <w:spacing w:val="-2"/>
                 <w:sz w:val="24"/>
               </w:rPr>
-              <w:lastRenderedPageBreak/>
-              <w:t>2024-02-</w:t>
+              <w:t>2025</w:t>
+            </w:r>
+            <w:r>
+              <w:rPr>
+                <w:spacing w:val="-2"/>
+                <w:sz w:val="24"/>
+              </w:rPr>
+              <w:t>-02-</w:t>
             </w:r>
             <w:r>
               <w:rPr>
@@ -20341,7 +21891,14 @@
                 <w:spacing w:val="-2"/>
                 <w:sz w:val="24"/>
               </w:rPr>
-              <w:t>2024-02-</w:t>
+              <w:t>2025</w:t>
+            </w:r>
+            <w:r>
+              <w:rPr>
+                <w:spacing w:val="-2"/>
+                <w:sz w:val="24"/>
+              </w:rPr>
+              <w:t>-02-</w:t>
             </w:r>
             <w:r>
               <w:rPr>
@@ -20411,19 +21968,80 @@
     <w:p>
       <w:pPr>
         <w:rPr>
+          <w:i/>
+          <w:color w:val="767171" w:themeColor="background2" w:themeShade="80"/>
+        </w:rPr>
+      </w:pPr>
+      <w:r>
+        <w:rPr>
+          <w:i/>
+          <w:color w:val="767171" w:themeColor="background2" w:themeShade="80"/>
           <w:lang w:val="en-US"/>
         </w:rPr>
-      </w:pPr>
-      <w:proofErr w:type="spellStart"/>
+        <w:t>R</w:t>
+      </w:r>
+      <w:r>
+        <w:rPr>
+          <w:i/>
+          <w:color w:val="767171" w:themeColor="background2" w:themeShade="80"/>
+        </w:rPr>
+        <w:t xml:space="preserve">20 = </w:t>
+      </w:r>
       <w:proofErr w:type="gramStart"/>
       <w:r>
         <w:rPr>
+          <w:i/>
+          <w:color w:val="767171" w:themeColor="background2" w:themeShade="80"/>
           <w:lang w:val="en-US"/>
         </w:rPr>
-        <w:t>Rf</w:t>
-      </w:r>
-      <w:proofErr w:type="spellEnd"/>
+        <w:t>R</w:t>
+      </w:r>
+      <w:r>
+        <w:rPr>
+          <w:i/>
+          <w:color w:val="767171" w:themeColor="background2" w:themeShade="80"/>
+        </w:rPr>
+        <w:t>18[</w:t>
+      </w:r>
       <w:proofErr w:type="gramEnd"/>
+      <w:r>
+        <w:rPr>
+          <w:i/>
+          <w:color w:val="767171" w:themeColor="background2" w:themeShade="80"/>
+        </w:rPr>
+        <w:t xml:space="preserve">Код товара] </w:t>
+      </w:r>
+      <m:oMath>
+        <m:r>
+          <w:rPr>
+            <w:rFonts w:ascii="Cambria Math" w:hAnsi="Cambria Math"/>
+            <w:color w:val="767171" w:themeColor="background2" w:themeShade="80"/>
+          </w:rPr>
+          <m:t>∩</m:t>
+        </m:r>
+      </m:oMath>
+      <w:r>
+        <w:rPr>
+          <w:i/>
+          <w:color w:val="767171" w:themeColor="background2" w:themeShade="80"/>
+        </w:rPr>
+        <w:t xml:space="preserve"> </w:t>
+      </w:r>
+      <w:r>
+        <w:rPr>
+          <w:i/>
+          <w:color w:val="767171" w:themeColor="background2" w:themeShade="80"/>
+          <w:lang w:val="en-US"/>
+        </w:rPr>
+        <w:t>R</w:t>
+      </w:r>
+      <w:r>
+        <w:rPr>
+          <w:i/>
+          <w:color w:val="767171" w:themeColor="background2" w:themeShade="80"/>
+        </w:rPr>
+        <w:t>19[Код товара]</w:t>
+      </w:r>
     </w:p>
     <w:p>
       <w:pPr>
@@ -20877,14 +22495,50 @@
       </w:r>
     </w:p>
     <w:p>
-      <w:r>
-        <w:rPr>
+      <w:pPr>
+        <w:rPr>
+          <w:i/>
+          <w:color w:val="767171" w:themeColor="background2" w:themeShade="80"/>
+        </w:rPr>
+      </w:pPr>
+      <w:r>
+        <w:rPr>
+          <w:i/>
+          <w:color w:val="767171" w:themeColor="background2" w:themeShade="80"/>
           <w:lang w:val="en-US"/>
         </w:rPr>
         <w:t>R</w:t>
       </w:r>
       <w:r>
-        <w:t>ф</w:t>
+        <w:rPr>
+          <w:i/>
+          <w:color w:val="767171" w:themeColor="background2" w:themeShade="80"/>
+        </w:rPr>
+        <w:t xml:space="preserve">21 = </w:t>
+      </w:r>
+      <w:proofErr w:type="gramStart"/>
+      <w:r>
+        <w:rPr>
+          <w:i/>
+          <w:color w:val="767171" w:themeColor="background2" w:themeShade="80"/>
+          <w:lang w:val="en-US"/>
+        </w:rPr>
+        <w:t>R</w:t>
+      </w:r>
+      <w:r>
+        <w:rPr>
+          <w:i/>
+          <w:color w:val="767171" w:themeColor="background2" w:themeShade="80"/>
+        </w:rPr>
+        <w:t>1[</w:t>
+      </w:r>
+      <w:proofErr w:type="gramEnd"/>
+      <w:r>
+        <w:rPr>
+          <w:i/>
+          <w:color w:val="767171" w:themeColor="background2" w:themeShade="80"/>
+        </w:rPr>
+        <w:t>Код отдела = 3]</w:t>
       </w:r>
     </w:p>
     <w:p>
@@ -21089,6 +22743,7 @@
                 <w:spacing w:val="-10"/>
                 <w:sz w:val="24"/>
               </w:rPr>
+              <w:lastRenderedPageBreak/>
               <w:t>6</w:t>
             </w:r>
           </w:p>
@@ -21174,19 +22829,74 @@
     <w:p>
       <w:pPr>
         <w:ind w:firstLine="0"/>
+        <w:rPr>
+          <w:i/>
+        </w:rPr>
       </w:pPr>
       <w:r>
-        <w:lastRenderedPageBreak/>
         <w:tab/>
       </w:r>
       <w:r>
         <w:rPr>
+          <w:i/>
+          <w:color w:val="767171" w:themeColor="background2" w:themeShade="80"/>
           <w:lang w:val="en-US"/>
         </w:rPr>
         <w:t>R</w:t>
       </w:r>
       <w:r>
-        <w:t>ф</w:t>
+        <w:rPr>
+          <w:i/>
+          <w:color w:val="767171" w:themeColor="background2" w:themeShade="80"/>
+        </w:rPr>
+        <w:t xml:space="preserve">22 = </w:t>
+      </w:r>
+      <w:proofErr w:type="gramStart"/>
+      <w:r>
+        <w:rPr>
+          <w:i/>
+          <w:color w:val="767171" w:themeColor="background2" w:themeShade="80"/>
+          <w:lang w:val="en-US"/>
+        </w:rPr>
+        <w:t>R</w:t>
+      </w:r>
+      <w:r>
+        <w:rPr>
+          <w:i/>
+          <w:color w:val="767171" w:themeColor="background2" w:themeShade="80"/>
+        </w:rPr>
+        <w:t>2[</w:t>
+      </w:r>
+      <w:proofErr w:type="gramEnd"/>
+      <w:r>
+        <w:rPr>
+          <w:i/>
+          <w:color w:val="767171" w:themeColor="background2" w:themeShade="80"/>
+        </w:rPr>
+        <w:t xml:space="preserve">Код товара = </w:t>
+      </w:r>
+      <w:r>
+        <w:rPr>
+          <w:i/>
+          <w:color w:val="767171" w:themeColor="background2" w:themeShade="80"/>
+          <w:lang w:val="en-US"/>
+        </w:rPr>
+        <w:t>R</w:t>
+      </w:r>
+      <w:r>
+        <w:rPr>
+          <w:i/>
+          <w:color w:val="767171" w:themeColor="background2" w:themeShade="80"/>
+        </w:rPr>
+        <w:t>21. Код товара</w:t>
+      </w:r>
+      <w:r>
+        <w:rPr>
+          <w:i/>
+          <w:color w:val="767171" w:themeColor="background2" w:themeShade="80"/>
+          <w:lang w:val="en-US"/>
+        </w:rPr>
+        <w:t>]</w:t>
       </w:r>
     </w:p>
     <w:p>
@@ -21451,18 +23161,59 @@
     <w:p>
       <w:pPr>
         <w:ind w:firstLine="0"/>
+        <w:rPr>
+          <w:i/>
+        </w:rPr>
       </w:pPr>
       <w:r>
         <w:tab/>
       </w:r>
       <w:r>
         <w:rPr>
+          <w:i/>
+          <w:color w:val="767171" w:themeColor="background2" w:themeShade="80"/>
           <w:lang w:val="en-US"/>
         </w:rPr>
         <w:t>R</w:t>
       </w:r>
       <w:r>
-        <w:t>ф</w:t>
+        <w:rPr>
+          <w:i/>
+          <w:color w:val="767171" w:themeColor="background2" w:themeShade="80"/>
+        </w:rPr>
+        <w:t xml:space="preserve">23 = </w:t>
+      </w:r>
+      <w:proofErr w:type="gramStart"/>
+      <w:r>
+        <w:rPr>
+          <w:i/>
+          <w:color w:val="767171" w:themeColor="background2" w:themeShade="80"/>
+          <w:lang w:val="en-US"/>
+        </w:rPr>
+        <w:t>Sum</w:t>
+      </w:r>
+      <w:r>
+        <w:rPr>
+          <w:i/>
+          <w:color w:val="767171" w:themeColor="background2" w:themeShade="80"/>
+        </w:rPr>
+        <w:t>(</w:t>
+      </w:r>
+      <w:proofErr w:type="gramEnd"/>
+      <w:r>
+        <w:rPr>
+          <w:i/>
+          <w:color w:val="767171" w:themeColor="background2" w:themeShade="80"/>
+          <w:lang w:val="en-US"/>
+        </w:rPr>
+        <w:t>R</w:t>
+      </w:r>
+      <w:r>
+        <w:rPr>
+          <w:i/>
+          <w:color w:val="767171" w:themeColor="background2" w:themeShade="80"/>
+        </w:rPr>
+        <w:t>22. Количество)</w:t>
       </w:r>
     </w:p>
     <w:p>
@@ -21527,18 +23278,18 @@
               <w:rPr>
                 <w:b/>
                 <w:sz w:val="24"/>
-              </w:rPr>
-            </w:pPr>
-            <w:proofErr w:type="spellStart"/>
-            <w:r>
-              <w:rPr>
-                <w:b/>
-                <w:spacing w:val="-2"/>
-                <w:sz w:val="24"/>
+                <w:lang w:val="ru-RU"/>
+              </w:rPr>
+            </w:pPr>
+            <w:r>
+              <w:rPr>
+                <w:b/>
+                <w:spacing w:val="-2"/>
+                <w:sz w:val="24"/>
+                <w:lang w:val="ru-RU"/>
               </w:rPr>
               <w:t>Количество</w:t>
             </w:r>
-            <w:proofErr w:type="spellEnd"/>
           </w:p>
         </w:tc>
       </w:tr>
@@ -21557,12 +23308,14 @@
               <w:ind w:left="106" w:firstLine="18"/>
               <w:rPr>
                 <w:sz w:val="24"/>
-              </w:rPr>
-            </w:pPr>
-            <w:r>
-              <w:rPr>
-                <w:spacing w:val="-5"/>
-                <w:sz w:val="24"/>
+                <w:lang w:val="ru-RU"/>
+              </w:rPr>
+            </w:pPr>
+            <w:r>
+              <w:rPr>
+                <w:spacing w:val="-5"/>
+                <w:sz w:val="24"/>
+                <w:lang w:val="ru-RU"/>
               </w:rPr>
               <w:t>125</w:t>
             </w:r>
@@ -21619,7 +23372,19 @@
         <w:pStyle w:val="2"/>
       </w:pPr>
       <w:r>
-        <w:t>Получить список товаров, отпущенных в отделы «Овощной отдел» и «Фруктовый отдел» за период с 10.01.2024 по 30.01.2024.</w:t>
+        <w:t>Получить список товаров, отпущенных в отделы «Овощной отдел» и «Фруктовый отдел» за период с 10.01.</w:t>
+      </w:r>
+      <w:r>
+        <w:t>2025</w:t>
+      </w:r>
+      <w:r>
+        <w:t xml:space="preserve"> по 30.01.</w:t>
+      </w:r>
+      <w:r>
+        <w:t>2025</w:t>
+      </w:r>
+      <w:r>
+        <w:t>.</w:t>
       </w:r>
     </w:p>
     <w:p>
@@ -21648,21 +23413,94 @@
         <w:t>4 - Отделы»</w:t>
       </w:r>
       <w:r>
-        <w:t>, где «Наименование отдела» совпадает с «Овощной отдел» или «Фруктовый лёд»</w:t>
+        <w:t>, где «Наименование отдела» совпадает с «</w:t>
+      </w:r>
+      <w:r>
+        <w:t>Овощной отдел» или «Фруктовый отдел</w:t>
+      </w:r>
+      <w:r>
+        <w:t>»</w:t>
       </w:r>
       <w:r>
         <w:t>.</w:t>
       </w:r>
     </w:p>
     <w:p>
-      <w:r>
-        <w:rPr>
+      <w:pPr>
+        <w:rPr>
+          <w:i/>
+          <w:color w:val="767171" w:themeColor="background2" w:themeShade="80"/>
+        </w:rPr>
+      </w:pPr>
+      <w:r>
+        <w:rPr>
+          <w:i/>
+          <w:color w:val="767171" w:themeColor="background2" w:themeShade="80"/>
           <w:lang w:val="en-US"/>
         </w:rPr>
         <w:t>R</w:t>
       </w:r>
       <w:r>
-        <w:t>ф</w:t>
+        <w:rPr>
+          <w:i/>
+          <w:color w:val="767171" w:themeColor="background2" w:themeShade="80"/>
+        </w:rPr>
+        <w:t xml:space="preserve">24 = </w:t>
+      </w:r>
+      <w:proofErr w:type="gramStart"/>
+      <w:r>
+        <w:rPr>
+          <w:i/>
+          <w:color w:val="767171" w:themeColor="background2" w:themeShade="80"/>
+          <w:lang w:val="en-US"/>
+        </w:rPr>
+        <w:t>R</w:t>
+      </w:r>
+      <w:r>
+        <w:rPr>
+          <w:i/>
+          <w:color w:val="767171" w:themeColor="background2" w:themeShade="80"/>
+        </w:rPr>
+        <w:t>4[</w:t>
+      </w:r>
+      <w:proofErr w:type="gramEnd"/>
+      <w:r>
+        <w:rPr>
+          <w:i/>
+          <w:color w:val="767171" w:themeColor="background2" w:themeShade="80"/>
+        </w:rPr>
+        <w:t xml:space="preserve">Наименование отдела = Овощной отдел] </w:t>
+      </w:r>
+      <m:oMath>
+        <m:r>
+          <w:rPr>
+            <w:rFonts w:ascii="Cambria Math" w:hAnsi="Cambria Math"/>
+            <w:color w:val="767171" w:themeColor="background2" w:themeShade="80"/>
+          </w:rPr>
+          <m:t>∪</m:t>
+        </m:r>
+      </m:oMath>
+      <w:r>
+        <w:rPr>
+          <w:i/>
+          <w:color w:val="767171" w:themeColor="background2" w:themeShade="80"/>
+        </w:rPr>
+        <w:t xml:space="preserve"> </w:t>
+      </w:r>
+      <w:r>
+        <w:rPr>
+          <w:i/>
+          <w:color w:val="767171" w:themeColor="background2" w:themeShade="80"/>
+          <w:lang w:val="en-US"/>
+        </w:rPr>
+        <w:t>R</w:t>
+      </w:r>
+      <w:r>
+        <w:rPr>
+          <w:i/>
+          <w:color w:val="767171" w:themeColor="background2" w:themeShade="80"/>
+        </w:rPr>
+        <w:t>4[Наименование отдела = Фруктовый отдел]</w:t>
       </w:r>
     </w:p>
     <w:p>
@@ -21990,10 +23828,19 @@
         <w:t>, который долж</w:t>
       </w:r>
       <w:r>
-        <w:t>ен находиться в промежутке от 10.01.2024 до 30.01</w:t>
-      </w:r>
-      <w:r>
-        <w:t>.2024</w:t>
+        <w:t>ен находиться в промежутке от 10.01.</w:t>
+      </w:r>
+      <w:r>
+        <w:t>2025</w:t>
+      </w:r>
+      <w:r>
+        <w:t xml:space="preserve"> до 30.01</w:t>
+      </w:r>
+      <w:r>
+        <w:t>.</w:t>
+      </w:r>
+      <w:r>
+        <w:t>2025</w:t>
       </w:r>
       <w:r>
         <w:t>.</w:t>
@@ -22002,28 +23849,139 @@
     <w:p>
       <w:pPr>
         <w:ind w:firstLine="0"/>
+        <w:rPr>
+          <w:i/>
+        </w:rPr>
       </w:pPr>
       <w:r>
         <w:tab/>
       </w:r>
-      <w:proofErr w:type="spellStart"/>
+      <w:r>
+        <w:rPr>
+          <w:i/>
+          <w:color w:val="767171" w:themeColor="background2" w:themeShade="80"/>
+          <w:lang w:val="en-US"/>
+        </w:rPr>
+        <w:t>R</w:t>
+      </w:r>
+      <w:r>
+        <w:rPr>
+          <w:i/>
+          <w:color w:val="767171" w:themeColor="background2" w:themeShade="80"/>
+        </w:rPr>
+        <w:t xml:space="preserve">25 = </w:t>
+      </w:r>
       <w:proofErr w:type="gramStart"/>
       <w:r>
         <w:rPr>
+          <w:i/>
+          <w:color w:val="767171" w:themeColor="background2" w:themeShade="80"/>
           <w:lang w:val="en-US"/>
         </w:rPr>
-        <w:t>Rf</w:t>
-      </w:r>
-      <w:proofErr w:type="spellEnd"/>
+        <w:t>R</w:t>
+      </w:r>
+      <w:r>
+        <w:rPr>
+          <w:i/>
+          <w:color w:val="767171" w:themeColor="background2" w:themeShade="80"/>
+        </w:rPr>
+        <w:t>24[</w:t>
+      </w:r>
       <w:proofErr w:type="gramEnd"/>
-    </w:p>
-    <w:p>
-      <w:pPr>
-        <w:ind w:firstLine="0"/>
-        <w:rPr>
-          <w:i/>
-        </w:rPr>
-      </w:pPr>
+      <w:r>
+        <w:rPr>
+          <w:i/>
+          <w:color w:val="767171" w:themeColor="background2" w:themeShade="80"/>
+        </w:rPr>
+        <w:t>10.01.</w:t>
+      </w:r>
+      <w:r>
+        <w:rPr>
+          <w:i/>
+          <w:color w:val="767171" w:themeColor="background2" w:themeShade="80"/>
+        </w:rPr>
+        <w:t>2025</w:t>
+      </w:r>
+      <w:r>
+        <w:rPr>
+          <w:i/>
+          <w:color w:val="767171" w:themeColor="background2" w:themeShade="80"/>
+        </w:rPr>
+        <w:t xml:space="preserve">  &lt;= Дата отпуска &lt;= 30.01.</w:t>
+      </w:r>
+      <w:r>
+        <w:rPr>
+          <w:i/>
+          <w:color w:val="767171" w:themeColor="background2" w:themeShade="80"/>
+        </w:rPr>
+        <w:t>2025</w:t>
+      </w:r>
+      <w:r>
+        <w:rPr>
+          <w:i/>
+          <w:color w:val="767171" w:themeColor="background2" w:themeShade="80"/>
+        </w:rPr>
+        <w:t xml:space="preserve">] </w:t>
+      </w:r>
+      <m:oMath>
+        <m:r>
+          <w:rPr>
+            <w:rFonts w:ascii="Cambria Math" w:hAnsi="Cambria Math"/>
+            <w:color w:val="767171" w:themeColor="background2" w:themeShade="80"/>
+          </w:rPr>
+          <m:t>∩</m:t>
+        </m:r>
+      </m:oMath>
+      <w:r>
+        <w:rPr>
+          <w:i/>
+          <w:color w:val="767171" w:themeColor="background2" w:themeShade="80"/>
+        </w:rPr>
+        <w:t xml:space="preserve"> </w:t>
+      </w:r>
+      <w:r>
+        <w:rPr>
+          <w:i/>
+          <w:color w:val="767171" w:themeColor="background2" w:themeShade="80"/>
+          <w:lang w:val="en-US"/>
+        </w:rPr>
+        <w:t>R</w:t>
+      </w:r>
+      <w:r>
+        <w:rPr>
+          <w:i/>
+          <w:color w:val="767171" w:themeColor="background2" w:themeShade="80"/>
+        </w:rPr>
+        <w:t>3[10.01.</w:t>
+      </w:r>
+      <w:r>
+        <w:rPr>
+          <w:i/>
+          <w:color w:val="767171" w:themeColor="background2" w:themeShade="80"/>
+        </w:rPr>
+        <w:t>2025</w:t>
+      </w:r>
+      <w:r>
+        <w:rPr>
+          <w:i/>
+          <w:color w:val="767171" w:themeColor="background2" w:themeShade="80"/>
+        </w:rPr>
+        <w:t xml:space="preserve">  &lt;= Дата отпуска &lt;= 30.01.</w:t>
+      </w:r>
+      <w:r>
+        <w:rPr>
+          <w:i/>
+          <w:color w:val="767171" w:themeColor="background2" w:themeShade="80"/>
+        </w:rPr>
+        <w:t>2025</w:t>
+      </w:r>
+      <w:r>
+        <w:rPr>
+          <w:i/>
+          <w:color w:val="767171" w:themeColor="background2" w:themeShade="80"/>
+        </w:rPr>
+        <w:t>]</w:t>
+      </w:r>
     </w:p>
     <w:p>
       <w:pPr>
@@ -22225,7 +24183,14 @@
                 <w:spacing w:val="-2"/>
                 <w:sz w:val="24"/>
               </w:rPr>
-              <w:t>2024-01-</w:t>
+              <w:t>2025</w:t>
+            </w:r>
+            <w:r>
+              <w:rPr>
+                <w:spacing w:val="-2"/>
+                <w:sz w:val="24"/>
+              </w:rPr>
+              <w:t>-01-</w:t>
             </w:r>
             <w:r>
               <w:rPr>
@@ -22300,7 +24265,14 @@
                 <w:spacing w:val="-2"/>
                 <w:sz w:val="24"/>
               </w:rPr>
-              <w:t>2024-01-</w:t>
+              <w:t>2025</w:t>
+            </w:r>
+            <w:r>
+              <w:rPr>
+                <w:spacing w:val="-2"/>
+                <w:sz w:val="24"/>
+              </w:rPr>
+              <w:t>-01-</w:t>
             </w:r>
             <w:r>
               <w:rPr>
@@ -22375,7 +24347,14 @@
                 <w:spacing w:val="-2"/>
                 <w:sz w:val="24"/>
               </w:rPr>
-              <w:t>2024-01-</w:t>
+              <w:t>2025</w:t>
+            </w:r>
+            <w:r>
+              <w:rPr>
+                <w:spacing w:val="-2"/>
+                <w:sz w:val="24"/>
+              </w:rPr>
+              <w:t>-01-</w:t>
             </w:r>
             <w:r>
               <w:rPr>
@@ -22492,21 +24471,82 @@
     <w:p>
       <w:pPr>
         <w:ind w:firstLine="0"/>
+        <w:rPr>
+          <w:i/>
+        </w:rPr>
       </w:pPr>
       <w:r>
-        <w:rPr>
+        <w:tab/>
+      </w:r>
+      <w:r>
+        <w:rPr>
+          <w:i/>
+          <w:color w:val="767171" w:themeColor="background2" w:themeShade="80"/>
           <w:lang w:val="en-US"/>
         </w:rPr>
-        <w:tab/>
-      </w:r>
-      <w:r>
-        <w:rPr>
+        <w:t>R</w:t>
+      </w:r>
+      <w:r>
+        <w:rPr>
+          <w:i/>
+          <w:color w:val="767171" w:themeColor="background2" w:themeShade="80"/>
+        </w:rPr>
+        <w:t xml:space="preserve">26 = </w:t>
+      </w:r>
+      <w:proofErr w:type="gramStart"/>
+      <w:r>
+        <w:rPr>
+          <w:i/>
+          <w:color w:val="767171" w:themeColor="background2" w:themeShade="80"/>
           <w:lang w:val="en-US"/>
         </w:rPr>
         <w:t>R</w:t>
       </w:r>
       <w:r>
-        <w:t>ф</w:t>
+        <w:rPr>
+          <w:i/>
+          <w:color w:val="767171" w:themeColor="background2" w:themeShade="80"/>
+        </w:rPr>
+        <w:t>25[</w:t>
+      </w:r>
+      <w:proofErr w:type="gramEnd"/>
+      <w:r>
+        <w:rPr>
+          <w:i/>
+          <w:color w:val="767171" w:themeColor="background2" w:themeShade="80"/>
+        </w:rPr>
+        <w:t xml:space="preserve">Код товара] </w:t>
+      </w:r>
+      <m:oMath>
+        <m:r>
+          <w:rPr>
+            <w:rFonts w:ascii="Cambria Math" w:hAnsi="Cambria Math"/>
+            <w:color w:val="767171" w:themeColor="background2" w:themeShade="80"/>
+          </w:rPr>
+          <m:t>∩</m:t>
+        </m:r>
+      </m:oMath>
+      <w:r>
+        <w:rPr>
+          <w:i/>
+          <w:color w:val="767171" w:themeColor="background2" w:themeShade="80"/>
+        </w:rPr>
+        <w:t xml:space="preserve"> </w:t>
+      </w:r>
+      <w:r>
+        <w:rPr>
+          <w:i/>
+          <w:color w:val="767171" w:themeColor="background2" w:themeShade="80"/>
+          <w:lang w:val="en-US"/>
+        </w:rPr>
+        <w:t>R</w:t>
+      </w:r>
+      <w:r>
+        <w:rPr>
+          <w:i/>
+          <w:color w:val="767171" w:themeColor="background2" w:themeShade="80"/>
+        </w:rPr>
+        <w:t>1[Код товара]</w:t>
       </w:r>
     </w:p>
     <w:p>
@@ -22837,7 +24877,19 @@
         <w:pStyle w:val="2"/>
       </w:pPr>
       <w:r>
-        <w:t>Вычислить сумму стоимости товаров, отпущенных из «Овощной отдел», за период с 15.01.2024 по 25.02.2024. Стоимость товара рассчитывается как произведение отпущенного количества и цены продажи.</w:t>
+        <w:t>Вычислить сумму стоимости товаров, отпущенных из «Овощной отдел», за период с 15.01.</w:t>
+      </w:r>
+      <w:r>
+        <w:t>2025</w:t>
+      </w:r>
+      <w:r>
+        <w:t xml:space="preserve"> по 25.02.</w:t>
+      </w:r>
+      <w:r>
+        <w:t>2025</w:t>
+      </w:r>
+      <w:r>
+        <w:t>. Стоимость товара рассчитывается как произведение отпущенного количества и цены продажи.</w:t>
       </w:r>
     </w:p>
     <w:p>
@@ -22860,25 +24912,62 @@
         <w:t>R</w:t>
       </w:r>
       <w:r>
-        <w:t>4 - Отделы», где «Наименование отдела» является «Овощной отдел»</w:t>
-      </w:r>
-      <w:r>
-        <w:t>.</w:t>
-      </w:r>
-    </w:p>
-    <w:p>
-      <w:r>
-        <w:rPr>
-          <w:lang w:val="en-US"/>
-        </w:rPr>
-        <w:t>R</w:t>
-      </w:r>
-      <w:r>
-        <w:t>ф</w:t>
+        <w:t>4 - Отделы», где «Наименование отдела» является «О</w:t>
+      </w:r>
+      <w:r>
+        <w:t>вощной отдел», заранее убрав все лишние столбцы.</w:t>
       </w:r>
     </w:p>
     <w:p>
       <w:pPr>
+        <w:rPr>
+          <w:i/>
+          <w:color w:val="767171" w:themeColor="background2" w:themeShade="80"/>
+        </w:rPr>
+      </w:pPr>
+      <w:r>
+        <w:rPr>
+          <w:i/>
+          <w:color w:val="767171" w:themeColor="background2" w:themeShade="80"/>
+          <w:lang w:val="en-US"/>
+        </w:rPr>
+        <w:t>R</w:t>
+      </w:r>
+      <w:r>
+        <w:rPr>
+          <w:i/>
+          <w:color w:val="767171" w:themeColor="background2" w:themeShade="80"/>
+        </w:rPr>
+        <w:t xml:space="preserve">27 = </w:t>
+      </w:r>
+      <w:proofErr w:type="gramStart"/>
+      <w:r>
+        <w:rPr>
+          <w:i/>
+          <w:color w:val="767171" w:themeColor="background2" w:themeShade="80"/>
+          <w:lang w:val="en-US"/>
+        </w:rPr>
+        <w:t>R</w:t>
+      </w:r>
+      <w:r>
+        <w:rPr>
+          <w:i/>
+          <w:color w:val="767171" w:themeColor="background2" w:themeShade="80"/>
+        </w:rPr>
+        <w:t>4[</w:t>
+      </w:r>
+      <w:proofErr w:type="gramEnd"/>
+      <w:r>
+        <w:rPr>
+          <w:i/>
+          <w:color w:val="767171" w:themeColor="background2" w:themeShade="80"/>
+        </w:rPr>
+        <w:t>Наименование отдела = Овощной отдел]</w:t>
+      </w:r>
+    </w:p>
+    <w:p/>
+    <w:p>
+      <w:pPr>
         <w:ind w:firstLine="0"/>
         <w:rPr>
           <w:i/>
@@ -22888,6 +24977,7 @@
         <w:rPr>
           <w:i/>
         </w:rPr>
+        <w:lastRenderedPageBreak/>
         <w:t xml:space="preserve">Таблица </w:t>
       </w:r>
       <w:r>
@@ -23112,28 +25202,131 @@
         <w:t xml:space="preserve"> по столбцу «Код отдела»</w:t>
       </w:r>
       <w:r>
-        <w:t xml:space="preserve">, где также осуществим горизонтальный поиск по </w:t>
-      </w:r>
-      <w:r>
-        <w:lastRenderedPageBreak/>
-        <w:t>столбце «Дата отпуска», который находится в промежутке от 15.01.2024 до</w:t>
-      </w:r>
-      <w:r>
-        <w:t xml:space="preserve"> 25.02.2024</w:t>
+        <w:t>, где также осуществим</w:t>
+      </w:r>
+      <w:r>
+        <w:t xml:space="preserve"> горизонтальный поиск по столбцу</w:t>
+      </w:r>
+      <w:r>
+        <w:t xml:space="preserve"> «Дата отпуска», который находится в промежутке от 15.01.</w:t>
+      </w:r>
+      <w:r>
+        <w:t>2025</w:t>
+      </w:r>
+      <w:r>
+        <w:t xml:space="preserve"> до 25.02.</w:t>
+      </w:r>
+      <w:r>
+        <w:t>2025</w:t>
       </w:r>
       <w:r>
         <w:t>.</w:t>
       </w:r>
     </w:p>
     <w:p>
-      <w:r>
-        <w:rPr>
+      <w:pPr>
+        <w:rPr>
+          <w:i/>
+          <w:color w:val="767171" w:themeColor="background2" w:themeShade="80"/>
+        </w:rPr>
+      </w:pPr>
+      <w:r>
+        <w:rPr>
+          <w:i/>
+          <w:color w:val="767171" w:themeColor="background2" w:themeShade="80"/>
           <w:lang w:val="en-US"/>
         </w:rPr>
         <w:t>R</w:t>
       </w:r>
       <w:r>
-        <w:t>ф</w:t>
+        <w:rPr>
+          <w:i/>
+          <w:color w:val="767171" w:themeColor="background2" w:themeShade="80"/>
+        </w:rPr>
+        <w:t>28 = (</w:t>
+      </w:r>
+      <w:proofErr w:type="gramStart"/>
+      <w:r>
+        <w:rPr>
+          <w:i/>
+          <w:color w:val="767171" w:themeColor="background2" w:themeShade="80"/>
+          <w:lang w:val="en-US"/>
+        </w:rPr>
+        <w:t>R</w:t>
+      </w:r>
+      <w:r>
+        <w:rPr>
+          <w:i/>
+          <w:color w:val="767171" w:themeColor="background2" w:themeShade="80"/>
+        </w:rPr>
+        <w:t>27[</w:t>
+      </w:r>
+      <w:proofErr w:type="gramEnd"/>
+      <w:r>
+        <w:rPr>
+          <w:i/>
+          <w:color w:val="767171" w:themeColor="background2" w:themeShade="80"/>
+        </w:rPr>
+        <w:t xml:space="preserve">Код отдела] </w:t>
+      </w:r>
+      <m:oMath>
+        <m:r>
+          <w:rPr>
+            <w:rFonts w:ascii="Cambria Math" w:hAnsi="Cambria Math"/>
+            <w:color w:val="767171" w:themeColor="background2" w:themeShade="80"/>
+          </w:rPr>
+          <m:t>∩</m:t>
+        </m:r>
+      </m:oMath>
+      <w:r>
+        <w:rPr>
+          <w:i/>
+          <w:color w:val="767171" w:themeColor="background2" w:themeShade="80"/>
+        </w:rPr>
+        <w:t xml:space="preserve"> </w:t>
+      </w:r>
+      <w:r>
+        <w:rPr>
+          <w:i/>
+          <w:color w:val="767171" w:themeColor="background2" w:themeShade="80"/>
+          <w:lang w:val="en-US"/>
+        </w:rPr>
+        <w:t>R</w:t>
+      </w:r>
+      <w:r>
+        <w:rPr>
+          <w:i/>
+          <w:color w:val="767171" w:themeColor="background2" w:themeShade="80"/>
+        </w:rPr>
+        <w:t>3[Код отдела])[15.01.</w:t>
+      </w:r>
+      <w:r>
+        <w:rPr>
+          <w:i/>
+          <w:color w:val="767171" w:themeColor="background2" w:themeShade="80"/>
+        </w:rPr>
+        <w:t>2025</w:t>
+      </w:r>
+      <w:r>
+        <w:rPr>
+          <w:i/>
+          <w:color w:val="767171" w:themeColor="background2" w:themeShade="80"/>
+        </w:rPr>
+        <w:t xml:space="preserve"> &lt;= Дата отпуска &lt;= 25.02.</w:t>
+      </w:r>
+      <w:r>
+        <w:rPr>
+          <w:i/>
+          <w:color w:val="767171" w:themeColor="background2" w:themeShade="80"/>
+        </w:rPr>
+        <w:t>2025</w:t>
+      </w:r>
+      <w:r>
+        <w:rPr>
+          <w:i/>
+          <w:color w:val="767171" w:themeColor="background2" w:themeShade="80"/>
+        </w:rPr>
+        <w:t>]</w:t>
       </w:r>
     </w:p>
     <w:p>
@@ -23147,13 +25340,7 @@
         <w:rPr>
           <w:i/>
         </w:rPr>
-        <w:t>Таблица</w:t>
-      </w:r>
-      <w:r>
-        <w:rPr>
-          <w:i/>
-        </w:rPr>
-        <w:t xml:space="preserve"> </w:t>
+        <w:t xml:space="preserve">Таблица </w:t>
       </w:r>
       <w:r>
         <w:rPr>
@@ -23446,124 +25633,14 @@
                 <w:spacing w:val="-2"/>
                 <w:sz w:val="24"/>
               </w:rPr>
-              <w:t>2024-01-</w:t>
-            </w:r>
-            <w:r>
-              <w:rPr>
-                <w:spacing w:val="-5"/>
-                <w:sz w:val="24"/>
-              </w:rPr>
-              <w:t>12</w:t>
-            </w:r>
-          </w:p>
-        </w:tc>
-        <w:tc>
-          <w:tcPr>
-            <w:tcW w:w="1637" w:type="dxa"/>
-          </w:tcPr>
-          <w:p>
-            <w:pPr>
-              <w:pStyle w:val="TableParagraph"/>
-              <w:ind w:firstLine="18"/>
-              <w:rPr>
-                <w:sz w:val="24"/>
-              </w:rPr>
-            </w:pPr>
-            <w:r>
-              <w:rPr>
-                <w:spacing w:val="-10"/>
-                <w:sz w:val="24"/>
-              </w:rPr>
-              <w:t>1</w:t>
-            </w:r>
-          </w:p>
-        </w:tc>
-        <w:tc>
-          <w:tcPr>
-            <w:tcW w:w="1610" w:type="dxa"/>
-          </w:tcPr>
-          <w:p>
-            <w:pPr>
-              <w:pStyle w:val="TableParagraph"/>
-              <w:ind w:left="108" w:firstLine="18"/>
-              <w:rPr>
-                <w:sz w:val="24"/>
-              </w:rPr>
-            </w:pPr>
-            <w:r>
-              <w:rPr>
-                <w:spacing w:val="-10"/>
-                <w:sz w:val="24"/>
-              </w:rPr>
-              <w:t>1</w:t>
-            </w:r>
-          </w:p>
-        </w:tc>
-        <w:tc>
-          <w:tcPr>
-            <w:tcW w:w="1713" w:type="dxa"/>
-          </w:tcPr>
-          <w:p>
-            <w:pPr>
-              <w:pStyle w:val="TableParagraph"/>
-              <w:ind w:left="108" w:firstLine="18"/>
-              <w:rPr>
-                <w:sz w:val="24"/>
-              </w:rPr>
-            </w:pPr>
-            <w:r>
-              <w:rPr>
-                <w:spacing w:val="-5"/>
-                <w:sz w:val="24"/>
-              </w:rPr>
-              <w:t>120</w:t>
-            </w:r>
-          </w:p>
-        </w:tc>
-        <w:tc>
-          <w:tcPr>
-            <w:tcW w:w="2772" w:type="dxa"/>
-          </w:tcPr>
-          <w:p>
-            <w:pPr>
-              <w:pStyle w:val="TableParagraph"/>
-              <w:ind w:left="109" w:firstLine="18"/>
-              <w:rPr>
-                <w:sz w:val="24"/>
-              </w:rPr>
-            </w:pPr>
-            <w:r>
-              <w:rPr>
-                <w:spacing w:val="-5"/>
-                <w:sz w:val="24"/>
-              </w:rPr>
-              <w:t>45</w:t>
-            </w:r>
-          </w:p>
-        </w:tc>
-      </w:tr>
-      <w:tr>
-        <w:trPr>
-          <w:trHeight w:val="275"/>
-        </w:trPr>
-        <w:tc>
-          <w:tcPr>
-            <w:tcW w:w="1896" w:type="dxa"/>
-          </w:tcPr>
-          <w:p>
-            <w:pPr>
-              <w:pStyle w:val="TableParagraph"/>
-              <w:ind w:firstLine="18"/>
-              <w:rPr>
-                <w:sz w:val="24"/>
-              </w:rPr>
-            </w:pPr>
-            <w:r>
-              <w:rPr>
-                <w:spacing w:val="-2"/>
-                <w:sz w:val="24"/>
-              </w:rPr>
-              <w:t>2024-01-</w:t>
+              <w:t>2025</w:t>
+            </w:r>
+            <w:r>
+              <w:rPr>
+                <w:spacing w:val="-2"/>
+                <w:sz w:val="24"/>
+              </w:rPr>
+              <w:t>-01-</w:t>
             </w:r>
             <w:r>
               <w:rPr>
@@ -23680,7 +25757,14 @@
                 <w:spacing w:val="-2"/>
                 <w:sz w:val="24"/>
               </w:rPr>
-              <w:t>2024-02-</w:t>
+              <w:t>2025</w:t>
+            </w:r>
+            <w:r>
+              <w:rPr>
+                <w:spacing w:val="-2"/>
+                <w:sz w:val="24"/>
+              </w:rPr>
+              <w:t>-02-</w:t>
             </w:r>
             <w:r>
               <w:rPr>
@@ -23836,19 +25920,73 @@
       <w:pPr>
         <w:ind w:firstLine="708"/>
         <w:rPr>
+          <w:i/>
+          <w:color w:val="767171" w:themeColor="background2" w:themeShade="80"/>
+        </w:rPr>
+      </w:pPr>
+      <w:r>
+        <w:rPr>
+          <w:i/>
+          <w:color w:val="767171" w:themeColor="background2" w:themeShade="80"/>
           <w:lang w:val="en-US"/>
         </w:rPr>
-      </w:pPr>
+        <w:t>R</w:t>
+      </w:r>
+      <w:r>
+        <w:rPr>
+          <w:i/>
+          <w:color w:val="767171" w:themeColor="background2" w:themeShade="80"/>
+        </w:rPr>
+        <w:t xml:space="preserve">29 = </w:t>
+      </w:r>
+      <w:proofErr w:type="gramStart"/>
+      <w:r>
+        <w:rPr>
+          <w:i/>
+          <w:color w:val="767171" w:themeColor="background2" w:themeShade="80"/>
+          <w:lang w:val="en-US"/>
+        </w:rPr>
+        <w:t>Sum</w:t>
+      </w:r>
+      <w:r>
+        <w:rPr>
+          <w:i/>
+          <w:color w:val="767171" w:themeColor="background2" w:themeShade="80"/>
+        </w:rPr>
+        <w:t>(</w:t>
+      </w:r>
+      <w:proofErr w:type="gramEnd"/>
+      <w:r>
+        <w:rPr>
+          <w:i/>
+          <w:color w:val="767171" w:themeColor="background2" w:themeShade="80"/>
+          <w:lang w:val="en-US"/>
+        </w:rPr>
+        <w:t>R</w:t>
+      </w:r>
+      <w:r>
+        <w:rPr>
+          <w:i/>
+          <w:color w:val="767171" w:themeColor="background2" w:themeShade="80"/>
+        </w:rPr>
+        <w:t>28[Количество * Цена продажи (</w:t>
+      </w:r>
       <w:proofErr w:type="spellStart"/>
-      <w:proofErr w:type="gramStart"/>
-      <w:r>
-        <w:rPr>
-          <w:lang w:val="en-US"/>
-        </w:rPr>
-        <w:t>Rf</w:t>
+      <w:r>
+        <w:rPr>
+          <w:i/>
+          <w:color w:val="767171" w:themeColor="background2" w:themeShade="80"/>
+        </w:rPr>
+        <w:t>руб</w:t>
       </w:r>
       <w:proofErr w:type="spellEnd"/>
-      <w:proofErr w:type="gramEnd"/>
+      <w:r>
+        <w:rPr>
+          <w:i/>
+          <w:color w:val="767171" w:themeColor="background2" w:themeShade="80"/>
+        </w:rPr>
+        <w:t>).])</w:t>
+      </w:r>
     </w:p>
     <w:p>
       <w:pPr>
@@ -23915,7 +26053,10 @@
               <w:ind w:firstLine="0"/>
             </w:pPr>
             <w:r>
-              <w:t>13700</w:t>
+              <w:t>83</w:t>
+            </w:r>
+            <w:r>
+              <w:t>00</w:t>
             </w:r>
           </w:p>
         </w:tc>
@@ -23935,9 +26076,6 @@
         <w:ind w:firstLine="0"/>
       </w:pPr>
       <w:r>
-        <w:rPr>
-          <w:lang w:val="en-US"/>
-        </w:rPr>
         <w:tab/>
       </w:r>
       <w:r>
@@ -24019,6 +26157,7 @@
         <w:docPartUnique/>
       </w:docPartObj>
     </w:sdtPr>
+    <w:sdtEndPr/>
     <w:sdtContent>
       <w:p>
         <w:pPr>
@@ -24038,7 +26177,7 @@
           <w:rPr>
             <w:noProof/>
           </w:rPr>
-          <w:t>15</w:t>
+          <w:t>3</w:t>
         </w:r>
         <w:r>
           <w:fldChar w:fldCharType="end"/>
@@ -24963,6 +27102,7 @@
   <w:style w:type="character" w:default="1" w:styleId="a1">
     <w:name w:val="Default Paragraph Font"/>
     <w:uiPriority w:val="1"/>
+    <w:semiHidden/>
     <w:unhideWhenUsed/>
   </w:style>
   <w:style w:type="table" w:default="1" w:styleId="a2">
@@ -25286,6 +27426,16 @@
       <w:sz w:val="28"/>
     </w:rPr>
   </w:style>
+  <w:style w:type="character" w:styleId="ad">
+    <w:name w:val="Placeholder Text"/>
+    <w:basedOn w:val="a1"/>
+    <w:uiPriority w:val="99"/>
+    <w:semiHidden/>
+    <w:rsid w:val="00FC71A2"/>
+    <w:rPr>
+      <w:color w:val="808080"/>
+    </w:rPr>
+  </w:style>
 </w:styles>
 </file>
 
@@ -25555,7 +27705,7 @@
 </file>
 
 <file path=customXml/itemProps1.xml><?xml version="1.0" encoding="utf-8"?>
-<ds:datastoreItem xmlns:ds="http://schemas.openxmlformats.org/officeDocument/2006/customXml" ds:itemID="{973D382B-BE9E-4D86-A1D7-23A45BF3633F}">
+<ds:datastoreItem xmlns:ds="http://schemas.openxmlformats.org/officeDocument/2006/customXml" ds:itemID="{E18078AC-031D-4807-BC8B-4519EAAD79C6}">
   <ds:schemaRefs>
     <ds:schemaRef ds:uri="http://schemas.openxmlformats.org/officeDocument/2006/bibliography"/>
   </ds:schemaRefs>
